--- a/Slay the Labyrinth(ГДД).docx
+++ b/Slay the Labyrinth(ГДД).docx
@@ -4446,50 +4446,50 @@
                 <w:szCs w:val="24"/>
                 <w:rtl w:val="0"/>
               </w:rPr>
-              <w:t xml:space="preserve">Мешок с золотом</w:t>
-            </w:r>
-          </w:p>
-        </w:tc>
-        <w:tc>
-          <w:tcPr>
-            <w:shd w:fill="auto" w:val="clear"/>
-            <w:tcMar>
-              <w:top w:w="100.0" w:type="dxa"/>
-              <w:left w:w="100.0" w:type="dxa"/>
-              <w:bottom w:w="100.0" w:type="dxa"/>
-              <w:right w:w="100.0" w:type="dxa"/>
-            </w:tcMar>
-            <w:vAlign w:val="top"/>
-          </w:tcPr>
-          <w:p>
-            <w:pPr>
-              <w:keepNext w:val="0"/>
-              <w:keepLines w:val="0"/>
-              <w:pageBreakBefore w:val="0"/>
-              <w:widowControl w:val="0"/>
-              <w:pBdr>
-                <w:top w:space="0" w:sz="0" w:val="nil"/>
-                <w:left w:space="0" w:sz="0" w:val="nil"/>
-                <w:bottom w:space="0" w:sz="0" w:val="nil"/>
-                <w:right w:space="0" w:sz="0" w:val="nil"/>
-                <w:between w:space="0" w:sz="0" w:val="nil"/>
-              </w:pBdr>
-              <w:shd w:fill="auto" w:val="clear"/>
-              <w:spacing w:after="0" w:before="0" w:line="240" w:lineRule="auto"/>
-              <w:ind w:left="0" w:right="0" w:firstLine="0"/>
-              <w:jc w:val="left"/>
-              <w:rPr>
-                <w:sz w:val="24"/>
-                <w:szCs w:val="24"/>
-              </w:rPr>
-            </w:pPr>
-            <w:r>
-              <w:rPr>
-                <w:sz w:val="24"/>
-                <w:szCs w:val="24"/>
-                <w:rtl w:val="0"/>
-              </w:rPr>
-              <w:t xml:space="preserve">+300 монет</w:t>
+              <w:t xml:space="preserve">Талисман берсерка</w:t>
+            </w:r>
+          </w:p>
+        </w:tc>
+        <w:tc>
+          <w:tcPr>
+            <w:shd w:fill="auto" w:val="clear"/>
+            <w:tcMar>
+              <w:top w:w="100.0" w:type="dxa"/>
+              <w:left w:w="100.0" w:type="dxa"/>
+              <w:bottom w:w="100.0" w:type="dxa"/>
+              <w:right w:w="100.0" w:type="dxa"/>
+            </w:tcMar>
+            <w:vAlign w:val="top"/>
+          </w:tcPr>
+          <w:p>
+            <w:pPr>
+              <w:keepNext w:val="0"/>
+              <w:keepLines w:val="0"/>
+              <w:pageBreakBefore w:val="0"/>
+              <w:widowControl w:val="0"/>
+              <w:pBdr>
+                <w:top w:space="0" w:sz="0" w:val="nil"/>
+                <w:left w:space="0" w:sz="0" w:val="nil"/>
+                <w:bottom w:space="0" w:sz="0" w:val="nil"/>
+                <w:right w:space="0" w:sz="0" w:val="nil"/>
+                <w:between w:space="0" w:sz="0" w:val="nil"/>
+              </w:pBdr>
+              <w:shd w:fill="auto" w:val="clear"/>
+              <w:spacing w:after="0" w:before="0" w:line="240" w:lineRule="auto"/>
+              <w:ind w:left="0" w:right="0" w:firstLine="0"/>
+              <w:jc w:val="left"/>
+              <w:rPr>
+                <w:sz w:val="24"/>
+                <w:szCs w:val="24"/>
+              </w:rPr>
+            </w:pPr>
+            <w:r>
+              <w:rPr>
+                <w:sz w:val="24"/>
+                <w:szCs w:val="24"/>
+                <w:rtl w:val="0"/>
+              </w:rPr>
+              <w:t xml:space="preserve">+3 атаки +3 скорости</w:t>
             </w:r>
           </w:p>
         </w:tc>
@@ -5108,39 +5108,84 @@
     <w:p>
       <w:pPr>
         <w:spacing w:line="360" w:lineRule="auto"/>
-        <w:rPr>
-          <w:sz w:val="24"/>
-          <w:szCs w:val="24"/>
-        </w:rPr>
-      </w:pPr>
-      <w:r>
-        <w:rPr>
-          <w:rtl w:val="0"/>
-        </w:rPr>
-      </w:r>
-    </w:p>
-    <w:p>
-      <w:pPr>
-        <w:spacing w:line="360" w:lineRule="auto"/>
-        <w:rPr>
-          <w:sz w:val="24"/>
-          <w:szCs w:val="24"/>
-        </w:rPr>
-      </w:pPr>
-      <w:r>
-        <w:rPr>
-          <w:sz w:val="24"/>
-          <w:szCs w:val="24"/>
-          <w:rtl w:val="0"/>
-        </w:rPr>
-        <w:t xml:space="preserve">Призрак</w:t>
+        <w:ind w:left="0" w:firstLine="0"/>
+        <w:rPr>
+          <w:sz w:val="24"/>
+          <w:szCs w:val="24"/>
+        </w:rPr>
+      </w:pPr>
+      <w:r>
+        <w:rPr>
+          <w:rtl w:val="0"/>
+        </w:rPr>
+      </w:r>
+    </w:p>
+    <w:p>
+      <w:pPr>
+        <w:spacing w:line="360" w:lineRule="auto"/>
+        <w:ind w:left="0" w:firstLine="0"/>
+        <w:rPr>
+          <w:sz w:val="24"/>
+          <w:szCs w:val="24"/>
+        </w:rPr>
+      </w:pPr>
+      <w:r>
+        <w:rPr>
+          <w:sz w:val="24"/>
+          <w:szCs w:val="24"/>
+          <w:rtl w:val="0"/>
+        </w:rPr>
+        <w:t xml:space="preserve">Гоблин(30 здоровья, 20 атаки, 40 скорости)</w:t>
         <w:br w:type="textWrapping"/>
-        <w:t xml:space="preserve">Кобальт</w:t>
-        <w:br w:type="textWrapping"/>
-        <w:t xml:space="preserve">Группа гоблинов</w:t>
-        <w:br w:type="textWrapping"/>
-        <w:t xml:space="preserve">Голем</w:t>
-        <w:br w:type="textWrapping"/>
+        <w:t xml:space="preserve">Скелет(50 здоровья, 15 атаки, 30 скорости)</w:t>
+      </w:r>
+    </w:p>
+    <w:p>
+      <w:pPr>
+        <w:spacing w:line="360" w:lineRule="auto"/>
+        <w:ind w:left="0" w:firstLine="0"/>
+        <w:rPr>
+          <w:sz w:val="24"/>
+          <w:szCs w:val="24"/>
+        </w:rPr>
+      </w:pPr>
+      <w:r>
+        <w:rPr>
+          <w:sz w:val="24"/>
+          <w:szCs w:val="24"/>
+          <w:rtl w:val="0"/>
+        </w:rPr>
+        <w:t xml:space="preserve">Слизень(60 здоровья, 16 атаки, 20 скорости)</w:t>
+      </w:r>
+    </w:p>
+    <w:p>
+      <w:pPr>
+        <w:spacing w:line="360" w:lineRule="auto"/>
+        <w:ind w:left="0" w:firstLine="0"/>
+        <w:rPr>
+          <w:sz w:val="24"/>
+          <w:szCs w:val="24"/>
+        </w:rPr>
+      </w:pPr>
+      <w:r>
+        <w:rPr>
+          <w:rtl w:val="0"/>
+        </w:rPr>
+      </w:r>
+    </w:p>
+    <w:p>
+      <w:pPr>
+        <w:spacing w:line="360" w:lineRule="auto"/>
+        <w:ind w:left="0" w:firstLine="0"/>
+        <w:rPr>
+          <w:sz w:val="24"/>
+          <w:szCs w:val="24"/>
+        </w:rPr>
+      </w:pPr>
+      <w:r>
+        <w:rPr>
+          <w:rtl w:val="0"/>
+        </w:rPr>
       </w:r>
     </w:p>
     <w:p>
@@ -5198,26 +5243,9 @@
         <w:t xml:space="preserve">— Скорость</w:t>
         <w:br w:type="textWrapping"/>
         <w:br w:type="textWrapping"/>
-        <w:t xml:space="preserve">Вампир</w:t>
+        <w:t xml:space="preserve">Огр(70 здоровья, 30 атаки, 30 скорости)</w:t>
         <w:br w:type="textWrapping"/>
-        <w:t xml:space="preserve">Демон </w:t>
-      </w:r>
-    </w:p>
-    <w:p>
-      <w:pPr>
-        <w:spacing w:line="360" w:lineRule="auto"/>
-        <w:rPr>
-          <w:sz w:val="24"/>
-          <w:szCs w:val="24"/>
-        </w:rPr>
-      </w:pPr>
-      <w:r>
-        <w:rPr>
-          <w:sz w:val="24"/>
-          <w:szCs w:val="24"/>
-          <w:rtl w:val="0"/>
-        </w:rPr>
-        <w:t xml:space="preserve">Гигантский паук</w:t>
+        <w:t xml:space="preserve">Тролль(50 здоровья, 40 атаки, 50 скорости)</w:t>
         <w:br w:type="textWrapping"/>
       </w:r>
     </w:p>
@@ -5252,9 +5280,9 @@
           <w:szCs w:val="24"/>
           <w:rtl w:val="0"/>
         </w:rPr>
-        <w:t xml:space="preserve">Черный дракон</w:t>
+        <w:t xml:space="preserve">Черный дракон(90 здоровья, 20 атаки, 50 скорости)</w:t>
         <w:br w:type="textWrapping"/>
-        <w:t xml:space="preserve">Огненный великан</w:t>
+        <w:t xml:space="preserve">Суккуб(70 здоровья, 30 атаки, 60 скорости)</w:t>
       </w:r>
     </w:p>
     <w:p>

--- a/Slay the Labyrinth(ГДД).docx
+++ b/Slay the Labyrinth(ГДД).docx
@@ -1076,7 +1076,22 @@
           <w:szCs w:val="24"/>
         </w:rPr>
         <w:br/>
-        <w:t>— Плут(80 здоровья, 15 атаки, 20 скорости, 15 интеллект, 75 маны)</w:t>
+        <w:t xml:space="preserve">— </w:t>
+      </w:r>
+      <w:r>
+        <w:rPr>
+          <w:sz w:val="24"/>
+          <w:szCs w:val="24"/>
+          <w:lang w:val="ru-RU"/>
+        </w:rPr>
+        <w:t>Разбойник</w:t>
+      </w:r>
+      <w:r>
+        <w:rPr>
+          <w:sz w:val="24"/>
+          <w:szCs w:val="24"/>
+        </w:rPr>
+        <w:t>(80 здоровья, 15 атаки, 20 скорости, 15 интеллект, 75 маны)</w:t>
       </w:r>
     </w:p>
     <w:p>
@@ -1809,15 +1824,42 @@
               <w:rPr>
                 <w:sz w:val="24"/>
                 <w:szCs w:val="24"/>
-              </w:rPr>
-            </w:pPr>
-            <w:r>
-              <w:rPr>
-                <w:sz w:val="24"/>
-                <w:szCs w:val="24"/>
-              </w:rPr>
-              <w:t>Наносит урон всем врагам</w:t>
-            </w:r>
+                <w:lang w:val="ru-RU"/>
+              </w:rPr>
+            </w:pPr>
+            <w:r>
+              <w:rPr>
+                <w:sz w:val="24"/>
+                <w:szCs w:val="24"/>
+              </w:rPr>
+              <w:t xml:space="preserve">Наносит </w:t>
+            </w:r>
+            <w:r>
+              <w:rPr>
+                <w:sz w:val="24"/>
+                <w:szCs w:val="24"/>
+                <w:lang w:val="ru-RU"/>
+              </w:rPr>
+              <w:t>20 + (INT / 2)</w:t>
+            </w:r>
+          </w:p>
+          <w:p>
+            <w:pPr>
+              <w:widowControl w:val="0"/>
+              <w:pBdr>
+                <w:top w:val="nil"/>
+                <w:left w:val="nil"/>
+                <w:bottom w:val="nil"/>
+                <w:right w:val="nil"/>
+                <w:between w:val="nil"/>
+              </w:pBdr>
+              <w:spacing w:line="240" w:lineRule="auto"/>
+              <w:rPr>
+                <w:sz w:val="24"/>
+                <w:szCs w:val="24"/>
+                <w:lang w:val="ru-RU"/>
+              </w:rPr>
+            </w:pPr>
           </w:p>
         </w:tc>
         <w:tc>
@@ -1941,6 +1983,7 @@
               <w:rPr>
                 <w:sz w:val="24"/>
                 <w:szCs w:val="24"/>
+                <w:lang w:val="en-US"/>
               </w:rPr>
             </w:pPr>
             <w:r>
@@ -1950,15 +1993,13 @@
               </w:rPr>
               <w:t xml:space="preserve">Восстанавливает 10 здоровья каждый ход игрока </w:t>
             </w:r>
-            <w:proofErr w:type="gramStart"/>
-            <w:r>
-              <w:rPr>
-                <w:sz w:val="24"/>
-                <w:szCs w:val="24"/>
-              </w:rPr>
-              <w:t>в течении</w:t>
-            </w:r>
-            <w:proofErr w:type="gramEnd"/>
+            <w:r>
+              <w:rPr>
+                <w:sz w:val="24"/>
+                <w:szCs w:val="24"/>
+              </w:rPr>
+              <w:t>в течение</w:t>
+            </w:r>
             <w:r>
               <w:rPr>
                 <w:sz w:val="24"/>
@@ -2118,15 +2159,41 @@
               <w:rPr>
                 <w:sz w:val="24"/>
                 <w:szCs w:val="24"/>
-              </w:rPr>
-            </w:pPr>
-            <w:r>
-              <w:rPr>
-                <w:sz w:val="24"/>
-                <w:szCs w:val="24"/>
-              </w:rPr>
-              <w:t>Наносит урон врагу</w:t>
-            </w:r>
+                <w:lang w:val="ru-RU"/>
+              </w:rPr>
+            </w:pPr>
+            <w:r>
+              <w:rPr>
+                <w:sz w:val="24"/>
+                <w:szCs w:val="24"/>
+              </w:rPr>
+              <w:t xml:space="preserve">Наносит </w:t>
+            </w:r>
+            <w:r>
+              <w:rPr>
+                <w:sz w:val="24"/>
+                <w:szCs w:val="24"/>
+                <w:lang w:val="ru-RU"/>
+              </w:rPr>
+              <w:t>15 + (INT / 2)</w:t>
+            </w:r>
+          </w:p>
+          <w:p>
+            <w:pPr>
+              <w:widowControl w:val="0"/>
+              <w:pBdr>
+                <w:top w:val="nil"/>
+                <w:left w:val="nil"/>
+                <w:bottom w:val="nil"/>
+                <w:right w:val="nil"/>
+                <w:between w:val="nil"/>
+              </w:pBdr>
+              <w:spacing w:line="240" w:lineRule="auto"/>
+              <w:rPr>
+                <w:sz w:val="24"/>
+                <w:szCs w:val="24"/>
+              </w:rPr>
+            </w:pPr>
           </w:p>
         </w:tc>
         <w:tc>
@@ -2554,14 +2621,16 @@
               <w:rPr>
                 <w:sz w:val="24"/>
                 <w:szCs w:val="24"/>
-              </w:rPr>
-            </w:pPr>
-            <w:r>
-              <w:rPr>
-                <w:sz w:val="24"/>
-                <w:szCs w:val="24"/>
-              </w:rPr>
-              <w:t>Наносит урон по всем врагам</w:t>
+                <w:lang w:val="ru-RU"/>
+              </w:rPr>
+            </w:pPr>
+            <w:r>
+              <w:rPr>
+                <w:sz w:val="24"/>
+                <w:szCs w:val="24"/>
+                <w:lang w:val="ru-RU"/>
+              </w:rPr>
+              <w:t>30 + (INT / 2)</w:t>
             </w:r>
           </w:p>
         </w:tc>

--- a/Slay the Labyrinth(ГДД).docx
+++ b/Slay the Labyrinth(ГДД).docx
@@ -91,6 +91,7 @@
         <w:rPr>
           <w:sz w:val="24"/>
           <w:szCs w:val="24"/>
+          <w:lang w:val="ru-RU"/>
         </w:rPr>
       </w:pPr>
       <w:r>
@@ -100,46 +101,38 @@
         </w:rPr>
         <w:t>Кобылко Никита Павлович - программист, геймдизайнер</w:t>
       </w:r>
-    </w:p>
-    <w:p>
-      <w:pPr>
-        <w:spacing w:line="360" w:lineRule="auto"/>
-        <w:rPr>
-          <w:sz w:val="24"/>
-          <w:szCs w:val="24"/>
-        </w:rPr>
-      </w:pPr>
-      <w:proofErr w:type="spellStart"/>
-      <w:r>
-        <w:rPr>
-          <w:sz w:val="24"/>
-          <w:szCs w:val="24"/>
-        </w:rPr>
-        <w:t>Мубаракшин</w:t>
-      </w:r>
-      <w:proofErr w:type="spellEnd"/>
-      <w:r>
-        <w:rPr>
-          <w:sz w:val="24"/>
-          <w:szCs w:val="24"/>
-        </w:rPr>
-        <w:t xml:space="preserve"> Булат </w:t>
-      </w:r>
-      <w:proofErr w:type="spellStart"/>
-      <w:r>
-        <w:rPr>
-          <w:sz w:val="24"/>
-          <w:szCs w:val="24"/>
-        </w:rPr>
-        <w:t>Равилевич</w:t>
-      </w:r>
-      <w:proofErr w:type="spellEnd"/>
-      <w:r>
-        <w:rPr>
-          <w:sz w:val="24"/>
-          <w:szCs w:val="24"/>
-        </w:rPr>
-        <w:t xml:space="preserve"> - программист, геймдизайнер</w:t>
+      <w:r>
+        <w:rPr>
+          <w:sz w:val="24"/>
+          <w:szCs w:val="24"/>
+          <w:lang w:val="ru-RU"/>
+        </w:rPr>
+        <w:t>;</w:t>
+      </w:r>
+    </w:p>
+    <w:p>
+      <w:pPr>
+        <w:spacing w:line="360" w:lineRule="auto"/>
+        <w:rPr>
+          <w:sz w:val="24"/>
+          <w:szCs w:val="24"/>
+          <w:lang w:val="ru-RU"/>
+        </w:rPr>
+      </w:pPr>
+      <w:r>
+        <w:rPr>
+          <w:sz w:val="24"/>
+          <w:szCs w:val="24"/>
+        </w:rPr>
+        <w:t>Мубаракшин Булат Равилевич - программист, геймдизайнер</w:t>
+      </w:r>
+      <w:r>
+        <w:rPr>
+          <w:sz w:val="24"/>
+          <w:szCs w:val="24"/>
+          <w:lang w:val="ru-RU"/>
+        </w:rPr>
+        <w:t>.</w:t>
       </w:r>
     </w:p>
     <w:p>
@@ -177,6 +170,7 @@
         <w:rPr>
           <w:sz w:val="24"/>
           <w:szCs w:val="24"/>
+          <w:lang w:val="ru-RU"/>
         </w:rPr>
       </w:pPr>
       <w:r>
@@ -185,6 +179,14 @@
           <w:szCs w:val="24"/>
         </w:rPr>
         <w:t>Поиск выхода из лабиринта, поиск артефактов</w:t>
+      </w:r>
+      <w:r>
+        <w:rPr>
+          <w:sz w:val="24"/>
+          <w:szCs w:val="24"/>
+          <w:lang w:val="ru-RU"/>
+        </w:rPr>
+        <w:t>.</w:t>
       </w:r>
     </w:p>
     <w:p>
@@ -222,30 +224,23 @@
         <w:rPr>
           <w:sz w:val="24"/>
           <w:szCs w:val="24"/>
-        </w:rPr>
-      </w:pPr>
-      <w:r>
-        <w:rPr>
-          <w:sz w:val="24"/>
-          <w:szCs w:val="24"/>
-        </w:rPr>
-        <w:t xml:space="preserve">Текстовый </w:t>
-      </w:r>
-      <w:proofErr w:type="spellStart"/>
-      <w:r>
-        <w:rPr>
-          <w:sz w:val="24"/>
-          <w:szCs w:val="24"/>
-        </w:rPr>
-        <w:t>Roguelike</w:t>
-      </w:r>
-      <w:proofErr w:type="spellEnd"/>
-      <w:r>
-        <w:rPr>
-          <w:sz w:val="24"/>
-          <w:szCs w:val="24"/>
-        </w:rPr>
-        <w:t xml:space="preserve"> с элементами RPG</w:t>
+          <w:lang w:val="ru-RU"/>
+        </w:rPr>
+      </w:pPr>
+      <w:r>
+        <w:rPr>
+          <w:sz w:val="24"/>
+          <w:szCs w:val="24"/>
+        </w:rPr>
+        <w:t>Текстовый Roguelike с элементами RPG</w:t>
+      </w:r>
+      <w:r>
+        <w:rPr>
+          <w:sz w:val="24"/>
+          <w:szCs w:val="24"/>
+          <w:lang w:val="ru-RU"/>
+        </w:rPr>
+        <w:t>.</w:t>
       </w:r>
     </w:p>
     <w:p>
@@ -283,6 +278,7 @@
         <w:rPr>
           <w:sz w:val="24"/>
           <w:szCs w:val="24"/>
+          <w:lang w:val="en-US"/>
         </w:rPr>
       </w:pPr>
       <w:r>
@@ -292,22 +288,31 @@
         </w:rPr>
         <w:t>Фэнтези</w:t>
       </w:r>
-    </w:p>
-    <w:p>
-      <w:pPr>
-        <w:spacing w:line="360" w:lineRule="auto"/>
-        <w:rPr>
-          <w:sz w:val="24"/>
-          <w:szCs w:val="24"/>
-        </w:rPr>
-      </w:pPr>
-    </w:p>
-    <w:p>
-      <w:pPr>
-        <w:spacing w:line="360" w:lineRule="auto"/>
-        <w:rPr>
-          <w:sz w:val="24"/>
-          <w:szCs w:val="24"/>
+      <w:r>
+        <w:rPr>
+          <w:sz w:val="24"/>
+          <w:szCs w:val="24"/>
+          <w:lang w:val="en-US"/>
+        </w:rPr>
+        <w:t>.</w:t>
+      </w:r>
+    </w:p>
+    <w:p>
+      <w:pPr>
+        <w:spacing w:line="360" w:lineRule="auto"/>
+        <w:rPr>
+          <w:sz w:val="24"/>
+          <w:szCs w:val="24"/>
+        </w:rPr>
+      </w:pPr>
+    </w:p>
+    <w:p>
+      <w:pPr>
+        <w:spacing w:line="360" w:lineRule="auto"/>
+        <w:rPr>
+          <w:sz w:val="24"/>
+          <w:szCs w:val="24"/>
+          <w:lang w:val="ru-RU"/>
         </w:rPr>
       </w:pPr>
       <w:r>
@@ -327,6 +332,14 @@
         <w:br/>
         <w:t>Любопытство, вызов, интерес неизведанности впереди</w:t>
       </w:r>
+      <w:r>
+        <w:rPr>
+          <w:sz w:val="24"/>
+          <w:szCs w:val="24"/>
+          <w:lang w:val="ru-RU"/>
+        </w:rPr>
+        <w:t>.</w:t>
+      </w:r>
     </w:p>
     <w:p>
       <w:pPr>
@@ -363,6 +376,7 @@
         <w:rPr>
           <w:sz w:val="24"/>
           <w:szCs w:val="24"/>
+          <w:lang w:val="en-US"/>
         </w:rPr>
       </w:pPr>
       <w:r>
@@ -371,6 +385,14 @@
           <w:szCs w:val="24"/>
         </w:rPr>
         <w:t>Текстовая игра в консоли</w:t>
+      </w:r>
+      <w:r>
+        <w:rPr>
+          <w:sz w:val="24"/>
+          <w:szCs w:val="24"/>
+          <w:lang w:val="en-US"/>
+        </w:rPr>
+        <w:t>.</w:t>
       </w:r>
     </w:p>
     <w:p>
@@ -413,7 +435,23 @@
           <w:sz w:val="24"/>
           <w:szCs w:val="24"/>
         </w:rPr>
-        <w:t>Вы просыпаетесь в темной сырой комнате, совершенно позабыв кто вы и почему тут находитесь, перед вами огромный лабиринт. Цель - выбраться из него живым.</w:t>
+        <w:t>Вы просыпаетесь в темной сырой комнате, совершенно позабыв кто вы и почему тут находитесь.</w:t>
+      </w:r>
+    </w:p>
+    <w:p>
+      <w:pPr>
+        <w:spacing w:line="360" w:lineRule="auto"/>
+        <w:rPr>
+          <w:sz w:val="24"/>
+          <w:szCs w:val="24"/>
+        </w:rPr>
+      </w:pPr>
+      <w:r>
+        <w:rPr>
+          <w:sz w:val="24"/>
+          <w:szCs w:val="24"/>
+        </w:rPr>
+        <w:t>Перед вами бесконечный лабиринт, кишащий монстрами, единственный способ выбраться - пытаться двигаться дальше, попутно выбирая одну из трех комнат на выбор.</w:t>
       </w:r>
     </w:p>
     <w:p>
@@ -451,24 +489,24 @@
         <w:rPr>
           <w:sz w:val="24"/>
           <w:szCs w:val="24"/>
-        </w:rPr>
-      </w:pPr>
-      <w:r>
-        <w:rPr>
-          <w:sz w:val="24"/>
-          <w:szCs w:val="24"/>
-        </w:rPr>
-        <w:t xml:space="preserve">Любители пошаговых RPG и </w:t>
-      </w:r>
-      <w:proofErr w:type="spellStart"/>
-      <w:r>
-        <w:rPr>
-          <w:sz w:val="24"/>
-          <w:szCs w:val="24"/>
-        </w:rPr>
-        <w:t>Roguelike</w:t>
-      </w:r>
-      <w:proofErr w:type="spellEnd"/>
+          <w:lang w:val="ru-RU"/>
+        </w:rPr>
+      </w:pPr>
+      <w:r>
+        <w:rPr>
+          <w:sz w:val="24"/>
+          <w:szCs w:val="24"/>
+        </w:rPr>
+        <w:t>Любители пошаговых RPG и Roguelike</w:t>
+      </w:r>
+      <w:r>
+        <w:rPr>
+          <w:sz w:val="24"/>
+          <w:szCs w:val="24"/>
+          <w:lang w:val="ru-RU"/>
+        </w:rPr>
+        <w:t>.</w:t>
+      </w:r>
     </w:p>
     <w:p>
       <w:pPr>
@@ -516,6 +554,14 @@
       </w:r>
       <w:r>
         <w:rPr>
+          <w:sz w:val="24"/>
+          <w:szCs w:val="24"/>
+          <w:lang w:val="en-US"/>
+        </w:rPr>
+        <w:t>.</w:t>
+      </w:r>
+      <w:r>
+        <w:rPr>
           <w:b/>
           <w:bCs/>
           <w:sz w:val="24"/>
@@ -541,6 +587,7 @@
           <w:sz w:val="24"/>
           <w:szCs w:val="24"/>
         </w:rPr>
+        <w:lastRenderedPageBreak/>
         <w:t>Основная цель:</w:t>
       </w:r>
     </w:p>
@@ -550,6 +597,7 @@
         <w:rPr>
           <w:sz w:val="24"/>
           <w:szCs w:val="24"/>
+          <w:lang w:val="ru-RU"/>
         </w:rPr>
       </w:pPr>
       <w:r>
@@ -559,22 +607,31 @@
         </w:rPr>
         <w:t>Выбраться из лабиринта путем убийства финального босса</w:t>
       </w:r>
-    </w:p>
-    <w:p>
-      <w:pPr>
-        <w:spacing w:line="360" w:lineRule="auto"/>
-        <w:rPr>
-          <w:sz w:val="24"/>
-          <w:szCs w:val="24"/>
-        </w:rPr>
-      </w:pPr>
-    </w:p>
-    <w:p>
-      <w:pPr>
-        <w:spacing w:line="360" w:lineRule="auto"/>
-        <w:rPr>
-          <w:sz w:val="24"/>
-          <w:szCs w:val="24"/>
+      <w:r>
+        <w:rPr>
+          <w:sz w:val="24"/>
+          <w:szCs w:val="24"/>
+          <w:lang w:val="ru-RU"/>
+        </w:rPr>
+        <w:t>.</w:t>
+      </w:r>
+    </w:p>
+    <w:p>
+      <w:pPr>
+        <w:spacing w:line="360" w:lineRule="auto"/>
+        <w:rPr>
+          <w:sz w:val="24"/>
+          <w:szCs w:val="24"/>
+        </w:rPr>
+      </w:pPr>
+    </w:p>
+    <w:p>
+      <w:pPr>
+        <w:spacing w:line="360" w:lineRule="auto"/>
+        <w:rPr>
+          <w:sz w:val="24"/>
+          <w:szCs w:val="24"/>
+          <w:lang w:val="ru-RU"/>
         </w:rPr>
       </w:pPr>
       <w:r>
@@ -594,22 +651,31 @@
         <w:br/>
         <w:t>Прохождение комнат, получение артефактов</w:t>
       </w:r>
-    </w:p>
-    <w:p>
-      <w:pPr>
-        <w:spacing w:line="360" w:lineRule="auto"/>
-        <w:rPr>
-          <w:sz w:val="24"/>
-          <w:szCs w:val="24"/>
-        </w:rPr>
-      </w:pPr>
-    </w:p>
-    <w:p>
-      <w:pPr>
-        <w:spacing w:line="360" w:lineRule="auto"/>
-        <w:rPr>
-          <w:sz w:val="24"/>
-          <w:szCs w:val="24"/>
+      <w:r>
+        <w:rPr>
+          <w:sz w:val="24"/>
+          <w:szCs w:val="24"/>
+          <w:lang w:val="ru-RU"/>
+        </w:rPr>
+        <w:t>.</w:t>
+      </w:r>
+    </w:p>
+    <w:p>
+      <w:pPr>
+        <w:spacing w:line="360" w:lineRule="auto"/>
+        <w:rPr>
+          <w:sz w:val="24"/>
+          <w:szCs w:val="24"/>
+        </w:rPr>
+      </w:pPr>
+    </w:p>
+    <w:p>
+      <w:pPr>
+        <w:spacing w:line="360" w:lineRule="auto"/>
+        <w:rPr>
+          <w:sz w:val="24"/>
+          <w:szCs w:val="24"/>
+          <w:lang w:val="ru-RU"/>
         </w:rPr>
       </w:pPr>
       <w:r>
@@ -629,6 +695,14 @@
         <w:br/>
         <w:t>Победа над врагами, получение артефактов</w:t>
       </w:r>
+      <w:r>
+        <w:rPr>
+          <w:sz w:val="24"/>
+          <w:szCs w:val="24"/>
+          <w:lang w:val="ru-RU"/>
+        </w:rPr>
+        <w:t>.</w:t>
+      </w:r>
     </w:p>
     <w:p>
       <w:pPr>
@@ -665,6 +739,7 @@
         <w:rPr>
           <w:sz w:val="24"/>
           <w:szCs w:val="24"/>
+          <w:lang w:val="ru-RU"/>
         </w:rPr>
       </w:pPr>
       <w:r>
@@ -673,6 +748,14 @@
           <w:szCs w:val="24"/>
         </w:rPr>
         <w:t>- Появление в лабиринте, выбор класса</w:t>
+      </w:r>
+      <w:r>
+        <w:rPr>
+          <w:sz w:val="24"/>
+          <w:szCs w:val="24"/>
+          <w:lang w:val="ru-RU"/>
+        </w:rPr>
+        <w:t>;</w:t>
       </w:r>
       <w:r>
         <w:rPr>
@@ -682,13 +765,22 @@
         <w:br/>
         <w:t>- Прохождение комнат, попутная прокачка за счет артефактов</w:t>
       </w:r>
-    </w:p>
-    <w:p>
-      <w:pPr>
-        <w:spacing w:line="360" w:lineRule="auto"/>
-        <w:rPr>
-          <w:sz w:val="24"/>
-          <w:szCs w:val="24"/>
+      <w:r>
+        <w:rPr>
+          <w:sz w:val="24"/>
+          <w:szCs w:val="24"/>
+          <w:lang w:val="ru-RU"/>
+        </w:rPr>
+        <w:t>;</w:t>
+      </w:r>
+    </w:p>
+    <w:p>
+      <w:pPr>
+        <w:spacing w:line="360" w:lineRule="auto"/>
+        <w:rPr>
+          <w:sz w:val="24"/>
+          <w:szCs w:val="24"/>
+          <w:lang w:val="en-US"/>
         </w:rPr>
       </w:pPr>
       <w:r>
@@ -697,6 +789,14 @@
           <w:szCs w:val="24"/>
         </w:rPr>
         <w:t>- Битва с финальным боссом</w:t>
+      </w:r>
+      <w:r>
+        <w:rPr>
+          <w:sz w:val="24"/>
+          <w:szCs w:val="24"/>
+          <w:lang w:val="en-US"/>
+        </w:rPr>
+        <w:t>;</w:t>
       </w:r>
     </w:p>
     <w:p>
@@ -734,6 +834,7 @@
         <w:rPr>
           <w:sz w:val="24"/>
           <w:szCs w:val="24"/>
+          <w:lang w:val="ru-RU"/>
         </w:rPr>
       </w:pPr>
       <w:r>
@@ -743,22 +844,31 @@
         </w:rPr>
         <w:t>Убийство финального босса</w:t>
       </w:r>
-    </w:p>
-    <w:p>
-      <w:pPr>
-        <w:spacing w:line="360" w:lineRule="auto"/>
-        <w:rPr>
-          <w:sz w:val="24"/>
-          <w:szCs w:val="24"/>
-        </w:rPr>
-      </w:pPr>
-    </w:p>
-    <w:p>
-      <w:pPr>
-        <w:spacing w:line="360" w:lineRule="auto"/>
-        <w:rPr>
-          <w:sz w:val="24"/>
-          <w:szCs w:val="24"/>
+      <w:r>
+        <w:rPr>
+          <w:sz w:val="24"/>
+          <w:szCs w:val="24"/>
+          <w:lang w:val="ru-RU"/>
+        </w:rPr>
+        <w:t>.</w:t>
+      </w:r>
+    </w:p>
+    <w:p>
+      <w:pPr>
+        <w:spacing w:line="360" w:lineRule="auto"/>
+        <w:rPr>
+          <w:sz w:val="24"/>
+          <w:szCs w:val="24"/>
+        </w:rPr>
+      </w:pPr>
+    </w:p>
+    <w:p>
+      <w:pPr>
+        <w:spacing w:line="360" w:lineRule="auto"/>
+        <w:rPr>
+          <w:sz w:val="24"/>
+          <w:szCs w:val="24"/>
+          <w:lang w:val="en-US"/>
         </w:rPr>
       </w:pPr>
       <w:r>
@@ -776,40 +886,48 @@
           <w:szCs w:val="24"/>
         </w:rPr>
         <w:br/>
-        <w:t xml:space="preserve">Потеря всех очков здоровья в </w:t>
-      </w:r>
-      <w:proofErr w:type="gramStart"/>
-      <w:r>
-        <w:rPr>
-          <w:sz w:val="24"/>
-          <w:szCs w:val="24"/>
-        </w:rPr>
-        <w:t>бою(</w:t>
-      </w:r>
-      <w:proofErr w:type="gramEnd"/>
-      <w:r>
-        <w:rPr>
-          <w:sz w:val="24"/>
-          <w:szCs w:val="24"/>
-        </w:rPr>
-        <w:t>Смерть)</w:t>
-      </w:r>
-    </w:p>
-    <w:p>
-      <w:pPr>
-        <w:spacing w:line="360" w:lineRule="auto"/>
-        <w:rPr>
-          <w:sz w:val="24"/>
-          <w:szCs w:val="24"/>
-        </w:rPr>
-      </w:pPr>
-    </w:p>
-    <w:p>
-      <w:pPr>
-        <w:spacing w:line="360" w:lineRule="auto"/>
-        <w:rPr>
-          <w:sz w:val="24"/>
-          <w:szCs w:val="24"/>
+        <w:t>Потеря всех очков здоровья в бою</w:t>
+      </w:r>
+      <w:r>
+        <w:rPr>
+          <w:sz w:val="24"/>
+          <w:szCs w:val="24"/>
+          <w:lang w:val="ru-RU"/>
+        </w:rPr>
+        <w:t xml:space="preserve"> </w:t>
+      </w:r>
+      <w:r>
+        <w:rPr>
+          <w:sz w:val="24"/>
+          <w:szCs w:val="24"/>
+        </w:rPr>
+        <w:t>(Смерть)</w:t>
+      </w:r>
+      <w:r>
+        <w:rPr>
+          <w:sz w:val="24"/>
+          <w:szCs w:val="24"/>
+          <w:lang w:val="en-US"/>
+        </w:rPr>
+        <w:t>.</w:t>
+      </w:r>
+    </w:p>
+    <w:p>
+      <w:pPr>
+        <w:spacing w:line="360" w:lineRule="auto"/>
+        <w:rPr>
+          <w:sz w:val="24"/>
+          <w:szCs w:val="24"/>
+        </w:rPr>
+      </w:pPr>
+    </w:p>
+    <w:p>
+      <w:pPr>
+        <w:spacing w:line="360" w:lineRule="auto"/>
+        <w:rPr>
+          <w:sz w:val="24"/>
+          <w:szCs w:val="24"/>
+          <w:lang w:val="en-US"/>
         </w:rPr>
       </w:pPr>
       <w:r>
@@ -836,15 +954,13 @@
         <w:br/>
         <w:t xml:space="preserve">1. Лабиринт </w:t>
       </w:r>
-      <w:proofErr w:type="gramStart"/>
-      <w:r>
-        <w:rPr>
-          <w:sz w:val="24"/>
-          <w:szCs w:val="24"/>
-        </w:rPr>
-        <w:t>с случайными</w:t>
-      </w:r>
-      <w:proofErr w:type="gramEnd"/>
+      <w:r>
+        <w:rPr>
+          <w:sz w:val="24"/>
+          <w:szCs w:val="24"/>
+        </w:rPr>
+        <w:t>со случайными</w:t>
+      </w:r>
       <w:r>
         <w:rPr>
           <w:sz w:val="24"/>
@@ -858,23 +974,55 @@
           <w:szCs w:val="24"/>
         </w:rPr>
         <w:br/>
-        <w:t>— Место под ночлег. Восстановление 20% от макс. здоровья и 20% от макс. маны</w:t>
-      </w:r>
-    </w:p>
-    <w:p>
-      <w:pPr>
-        <w:spacing w:line="360" w:lineRule="auto"/>
-        <w:rPr>
-          <w:sz w:val="24"/>
-          <w:szCs w:val="24"/>
-        </w:rPr>
-      </w:pPr>
-      <w:r>
-        <w:rPr>
-          <w:sz w:val="24"/>
-          <w:szCs w:val="24"/>
-        </w:rPr>
-        <w:t>— Торговец. Игрок может купить 3 артефакта, но каждый последующий на 50% дороже предыдущего, после ухода стоимость сбрасывается.</w:t>
+        <w:t xml:space="preserve">— Место под ночлег. Восстановление 20% от макс. здоровья и 20% от макс. </w:t>
+      </w:r>
+      <w:r>
+        <w:rPr>
+          <w:sz w:val="24"/>
+          <w:szCs w:val="24"/>
+          <w:lang w:val="ru-RU"/>
+        </w:rPr>
+        <w:t>м</w:t>
+      </w:r>
+      <w:r>
+        <w:rPr>
+          <w:sz w:val="24"/>
+          <w:szCs w:val="24"/>
+        </w:rPr>
+        <w:t>аны</w:t>
+      </w:r>
+      <w:r>
+        <w:rPr>
+          <w:sz w:val="24"/>
+          <w:szCs w:val="24"/>
+          <w:lang w:val="en-US"/>
+        </w:rPr>
+        <w:t>;</w:t>
+      </w:r>
+    </w:p>
+    <w:p>
+      <w:pPr>
+        <w:spacing w:line="360" w:lineRule="auto"/>
+        <w:rPr>
+          <w:sz w:val="24"/>
+          <w:szCs w:val="24"/>
+          <w:lang w:val="en-US"/>
+        </w:rPr>
+      </w:pPr>
+      <w:r>
+        <w:rPr>
+          <w:sz w:val="24"/>
+          <w:szCs w:val="24"/>
+        </w:rPr>
+        <w:t>— Торговец. Игрок может купить 3 артефакта</w:t>
+      </w:r>
+      <w:r>
+        <w:rPr>
+          <w:sz w:val="24"/>
+          <w:szCs w:val="24"/>
+          <w:lang w:val="ru-RU"/>
+        </w:rPr>
+        <w:t>;</w:t>
       </w:r>
       <w:r>
         <w:rPr>
@@ -882,23 +1030,70 @@
           <w:szCs w:val="24"/>
         </w:rPr>
         <w:br/>
-        <w:t>— Комната с монстром. После прохождения даёт 1 случайный артефакт и 200 золота.</w:t>
-      </w:r>
-    </w:p>
-    <w:p>
-      <w:pPr>
-        <w:spacing w:line="360" w:lineRule="auto"/>
-        <w:rPr>
-          <w:sz w:val="24"/>
-          <w:szCs w:val="24"/>
-        </w:rPr>
-      </w:pPr>
-      <w:r>
-        <w:rPr>
-          <w:sz w:val="24"/>
-          <w:szCs w:val="24"/>
-        </w:rPr>
-        <w:t>— Комната с элитным монстром. После прохождения даёт 2 случайных артефакта и 200 золота.</w:t>
+        <w:t xml:space="preserve">— Комната с монстром. После прохождения даёт </w:t>
+      </w:r>
+      <w:r>
+        <w:rPr>
+          <w:sz w:val="24"/>
+          <w:szCs w:val="24"/>
+          <w:lang w:val="ru-RU"/>
+        </w:rPr>
+        <w:t>3</w:t>
+      </w:r>
+      <w:r>
+        <w:rPr>
+          <w:sz w:val="24"/>
+          <w:szCs w:val="24"/>
+        </w:rPr>
+        <w:t>00 золота</w:t>
+      </w:r>
+      <w:r>
+        <w:rPr>
+          <w:sz w:val="24"/>
+          <w:szCs w:val="24"/>
+          <w:lang w:val="en-US"/>
+        </w:rPr>
+        <w:t>;</w:t>
+      </w:r>
+    </w:p>
+    <w:p>
+      <w:pPr>
+        <w:spacing w:line="360" w:lineRule="auto"/>
+        <w:rPr>
+          <w:sz w:val="24"/>
+          <w:szCs w:val="24"/>
+          <w:lang w:val="ru-RU"/>
+        </w:rPr>
+      </w:pPr>
+      <w:r>
+        <w:rPr>
+          <w:sz w:val="24"/>
+          <w:szCs w:val="24"/>
+        </w:rPr>
+        <w:t xml:space="preserve">— Комната с элитным монстром. После прохождения даёт </w:t>
+      </w:r>
+      <w:r>
+        <w:rPr>
+          <w:sz w:val="24"/>
+          <w:szCs w:val="24"/>
+          <w:lang w:val="ru-RU"/>
+        </w:rPr>
+        <w:t>6</w:t>
+      </w:r>
+      <w:r>
+        <w:rPr>
+          <w:sz w:val="24"/>
+          <w:szCs w:val="24"/>
+        </w:rPr>
+        <w:t>00 золота</w:t>
+      </w:r>
+      <w:r>
+        <w:rPr>
+          <w:sz w:val="24"/>
+          <w:szCs w:val="24"/>
+          <w:lang w:val="ru-RU"/>
+        </w:rPr>
+        <w:t>;</w:t>
       </w:r>
     </w:p>
     <w:p>
@@ -923,6 +1118,7 @@
         <w:rPr>
           <w:sz w:val="24"/>
           <w:szCs w:val="24"/>
+          <w:lang w:val="ru-RU"/>
         </w:rPr>
       </w:pPr>
       <w:r>
@@ -931,23 +1127,76 @@
           <w:szCs w:val="24"/>
         </w:rPr>
         <w:br/>
-        <w:t xml:space="preserve">2. В каждой комнате после ее </w:t>
-      </w:r>
-      <w:proofErr w:type="gramStart"/>
-      <w:r>
-        <w:rPr>
-          <w:sz w:val="24"/>
-          <w:szCs w:val="24"/>
-        </w:rPr>
-        <w:t>прохождения(</w:t>
-      </w:r>
-      <w:proofErr w:type="gramEnd"/>
-      <w:r>
-        <w:rPr>
-          <w:sz w:val="24"/>
-          <w:szCs w:val="24"/>
-        </w:rPr>
-        <w:t>включая начальную), на выбор игроку дается два пути к двум следующим комнатам с описанием, что находится в них</w:t>
+        <w:t xml:space="preserve">2. </w:t>
+      </w:r>
+      <w:r>
+        <w:rPr>
+          <w:sz w:val="24"/>
+          <w:szCs w:val="24"/>
+          <w:lang w:val="ru-RU"/>
+        </w:rPr>
+        <w:t>П</w:t>
+      </w:r>
+      <w:r>
+        <w:rPr>
+          <w:sz w:val="24"/>
+          <w:szCs w:val="24"/>
+        </w:rPr>
+        <w:t>осле прохождения</w:t>
+      </w:r>
+      <w:r>
+        <w:rPr>
+          <w:sz w:val="24"/>
+          <w:szCs w:val="24"/>
+          <w:lang w:val="ru-RU"/>
+        </w:rPr>
+        <w:t xml:space="preserve"> комнат</w:t>
+      </w:r>
+      <w:r>
+        <w:rPr>
+          <w:sz w:val="24"/>
+          <w:szCs w:val="24"/>
+          <w:lang w:val="ru-RU"/>
+        </w:rPr>
+        <w:t xml:space="preserve"> </w:t>
+      </w:r>
+      <w:r>
+        <w:rPr>
+          <w:sz w:val="24"/>
+          <w:szCs w:val="24"/>
+        </w:rPr>
+        <w:t xml:space="preserve">(включая начальную), на выбор игроку дается </w:t>
+      </w:r>
+      <w:r>
+        <w:rPr>
+          <w:sz w:val="24"/>
+          <w:szCs w:val="24"/>
+          <w:lang w:val="ru-RU"/>
+        </w:rPr>
+        <w:t>три</w:t>
+      </w:r>
+      <w:r>
+        <w:rPr>
+          <w:sz w:val="24"/>
+          <w:szCs w:val="24"/>
+        </w:rPr>
+        <w:t xml:space="preserve"> </w:t>
+      </w:r>
+      <w:r>
+        <w:rPr>
+          <w:sz w:val="24"/>
+          <w:szCs w:val="24"/>
+          <w:lang w:val="ru-RU"/>
+        </w:rPr>
+        <w:t>случайные комнаты (из пула комнат)</w:t>
+      </w:r>
+      <w:r>
+        <w:rPr>
+          <w:sz w:val="24"/>
+          <w:szCs w:val="24"/>
+          <w:lang w:val="ru-RU"/>
+        </w:rPr>
+        <w:t xml:space="preserve">. </w:t>
       </w:r>
     </w:p>
     <w:p>
@@ -965,23 +1214,30 @@
         </w:rPr>
         <w:lastRenderedPageBreak/>
         <w:br/>
-        <w:t xml:space="preserve">3. При заходе в комнату происходит полное описание </w:t>
-      </w:r>
-      <w:proofErr w:type="gramStart"/>
-      <w:r>
-        <w:rPr>
-          <w:sz w:val="24"/>
-          <w:szCs w:val="24"/>
-        </w:rPr>
-        <w:t>комнаты(</w:t>
-      </w:r>
-      <w:proofErr w:type="gramEnd"/>
-      <w:r>
-        <w:rPr>
-          <w:sz w:val="24"/>
-          <w:szCs w:val="24"/>
-        </w:rPr>
-        <w:t>врагов, окружения)</w:t>
+        <w:t xml:space="preserve">3. При заходе в комнату происходит </w:t>
+      </w:r>
+      <w:r>
+        <w:rPr>
+          <w:sz w:val="24"/>
+          <w:szCs w:val="24"/>
+          <w:lang w:val="ru-RU"/>
+        </w:rPr>
+        <w:t>небольшое описание</w:t>
+      </w:r>
+      <w:r>
+        <w:rPr>
+          <w:sz w:val="24"/>
+          <w:szCs w:val="24"/>
+        </w:rPr>
+        <w:t xml:space="preserve"> (врагов, окружения)</w:t>
+      </w:r>
+      <w:r>
+        <w:rPr>
+          <w:sz w:val="24"/>
+          <w:szCs w:val="24"/>
+          <w:lang w:val="ru-RU"/>
+        </w:rPr>
+        <w:t>.</w:t>
       </w:r>
       <w:r>
         <w:rPr>
@@ -997,39 +1253,155 @@
         <w:rPr>
           <w:sz w:val="24"/>
           <w:szCs w:val="24"/>
-        </w:rPr>
-      </w:pPr>
-      <w:r>
-        <w:rPr>
-          <w:sz w:val="24"/>
-          <w:szCs w:val="24"/>
-        </w:rPr>
-        <w:t>4. У игрока всегда есть сверху шкала прогресса на 10 значений, десятое значение - комната с финальным боссом</w:t>
-      </w:r>
-    </w:p>
-    <w:p>
-      <w:pPr>
-        <w:spacing w:line="360" w:lineRule="auto"/>
-        <w:rPr>
-          <w:sz w:val="24"/>
-          <w:szCs w:val="24"/>
-        </w:rPr>
-      </w:pPr>
-    </w:p>
-    <w:p>
-      <w:pPr>
-        <w:spacing w:line="360" w:lineRule="auto"/>
-        <w:rPr>
-          <w:sz w:val="24"/>
-          <w:szCs w:val="24"/>
-        </w:rPr>
-      </w:pPr>
-      <w:r>
-        <w:rPr>
-          <w:sz w:val="24"/>
-          <w:szCs w:val="24"/>
-        </w:rPr>
-        <w:t>5. Артефакты и деньги даются только после убийства врагов</w:t>
+          <w:lang w:val="ru-RU"/>
+        </w:rPr>
+      </w:pPr>
+      <w:r>
+        <w:rPr>
+          <w:sz w:val="24"/>
+          <w:szCs w:val="24"/>
+        </w:rPr>
+        <w:t xml:space="preserve">4. У игрока </w:t>
+      </w:r>
+      <w:r>
+        <w:rPr>
+          <w:sz w:val="24"/>
+          <w:szCs w:val="24"/>
+          <w:lang w:val="ru-RU"/>
+        </w:rPr>
+        <w:t>при выборе комнат</w:t>
+      </w:r>
+      <w:r>
+        <w:rPr>
+          <w:sz w:val="24"/>
+          <w:szCs w:val="24"/>
+        </w:rPr>
+        <w:t xml:space="preserve"> </w:t>
+      </w:r>
+      <w:r>
+        <w:rPr>
+          <w:sz w:val="24"/>
+          <w:szCs w:val="24"/>
+          <w:lang w:val="ru-RU"/>
+        </w:rPr>
+        <w:t>есть</w:t>
+      </w:r>
+      <w:r>
+        <w:rPr>
+          <w:sz w:val="24"/>
+          <w:szCs w:val="24"/>
+        </w:rPr>
+        <w:t xml:space="preserve"> шкала прогресса на 10 значений, десятое значение - комната с финальным боссом</w:t>
+      </w:r>
+      <w:r>
+        <w:rPr>
+          <w:sz w:val="24"/>
+          <w:szCs w:val="24"/>
+          <w:lang w:val="ru-RU"/>
+        </w:rPr>
+        <w:t>.</w:t>
+      </w:r>
+    </w:p>
+    <w:p>
+      <w:pPr>
+        <w:spacing w:line="360" w:lineRule="auto"/>
+        <w:rPr>
+          <w:sz w:val="24"/>
+          <w:szCs w:val="24"/>
+        </w:rPr>
+      </w:pPr>
+    </w:p>
+    <w:p>
+      <w:pPr>
+        <w:spacing w:line="360" w:lineRule="auto"/>
+        <w:rPr>
+          <w:sz w:val="24"/>
+          <w:szCs w:val="24"/>
+        </w:rPr>
+      </w:pPr>
+      <w:r>
+        <w:rPr>
+          <w:sz w:val="24"/>
+          <w:szCs w:val="24"/>
+        </w:rPr>
+        <w:t xml:space="preserve">5. Артефакты </w:t>
+      </w:r>
+      <w:r>
+        <w:rPr>
+          <w:sz w:val="24"/>
+          <w:szCs w:val="24"/>
+          <w:lang w:val="ru-RU"/>
+        </w:rPr>
+        <w:t>покупаются только у торговца</w:t>
+      </w:r>
+      <w:r>
+        <w:rPr>
+          <w:sz w:val="24"/>
+          <w:szCs w:val="24"/>
+          <w:lang w:val="ru-RU"/>
+        </w:rPr>
+        <w:t xml:space="preserve">, </w:t>
+      </w:r>
+      <w:r>
+        <w:rPr>
+          <w:sz w:val="24"/>
+          <w:szCs w:val="24"/>
+          <w:lang w:val="ru-RU"/>
+        </w:rPr>
+        <w:t>а</w:t>
+      </w:r>
+      <w:r>
+        <w:rPr>
+          <w:sz w:val="24"/>
+          <w:szCs w:val="24"/>
+        </w:rPr>
+        <w:t xml:space="preserve"> </w:t>
+      </w:r>
+      <w:r>
+        <w:rPr>
+          <w:sz w:val="24"/>
+          <w:szCs w:val="24"/>
+          <w:lang w:val="ru-RU"/>
+        </w:rPr>
+        <w:t>золото</w:t>
+      </w:r>
+      <w:r>
+        <w:rPr>
+          <w:sz w:val="24"/>
+          <w:szCs w:val="24"/>
+        </w:rPr>
+        <w:t xml:space="preserve"> да</w:t>
+      </w:r>
+      <w:r>
+        <w:rPr>
+          <w:sz w:val="24"/>
+          <w:szCs w:val="24"/>
+          <w:lang w:val="ru-RU"/>
+        </w:rPr>
+        <w:t>е</w:t>
+      </w:r>
+      <w:r>
+        <w:rPr>
+          <w:sz w:val="24"/>
+          <w:szCs w:val="24"/>
+        </w:rPr>
+        <w:t xml:space="preserve">тся только после убийства </w:t>
+      </w:r>
+      <w:r>
+        <w:rPr>
+          <w:sz w:val="24"/>
+          <w:szCs w:val="24"/>
+          <w:lang w:val="ru-RU"/>
+        </w:rPr>
+        <w:t>обычных и элитных монстров</w:t>
+      </w:r>
+      <w:r>
+        <w:rPr>
+          <w:sz w:val="24"/>
+          <w:szCs w:val="24"/>
+          <w:lang w:val="ru-RU"/>
+        </w:rPr>
+        <w:t>.</w:t>
       </w:r>
       <w:r>
         <w:rPr>
@@ -1045,6 +1417,7 @@
         <w:rPr>
           <w:sz w:val="24"/>
           <w:szCs w:val="24"/>
+          <w:lang w:val="ru-RU"/>
         </w:rPr>
       </w:pPr>
       <w:r>
@@ -1068,7 +1441,30 @@
           <w:szCs w:val="24"/>
         </w:rPr>
         <w:br/>
-        <w:t>— Воин(100 здоровья, 20 атаки, 15 скорости, 10 интеллект, 50 маны)</w:t>
+        <w:t>— Воин</w:t>
+      </w:r>
+      <w:r>
+        <w:rPr>
+          <w:sz w:val="24"/>
+          <w:szCs w:val="24"/>
+          <w:lang w:val="ru-RU"/>
+        </w:rPr>
+        <w:t xml:space="preserve"> </w:t>
+      </w:r>
+      <w:r>
+        <w:rPr>
+          <w:sz w:val="24"/>
+          <w:szCs w:val="24"/>
+        </w:rPr>
+        <w:t>(100 здоровья, 20 атаки, 15 скорости, 10 интеллект, 50 маны)</w:t>
+      </w:r>
+      <w:r>
+        <w:rPr>
+          <w:sz w:val="24"/>
+          <w:szCs w:val="24"/>
+          <w:lang w:val="ru-RU"/>
+        </w:rPr>
+        <w:t>;</w:t>
       </w:r>
       <w:r>
         <w:rPr>
@@ -1090,250 +1486,393 @@
         <w:rPr>
           <w:sz w:val="24"/>
           <w:szCs w:val="24"/>
+          <w:lang w:val="ru-RU"/>
+        </w:rPr>
+        <w:t xml:space="preserve"> </w:t>
+      </w:r>
+      <w:r>
+        <w:rPr>
+          <w:sz w:val="24"/>
+          <w:szCs w:val="24"/>
         </w:rPr>
         <w:t>(80 здоровья, 15 атаки, 20 скорости, 15 интеллект, 75 маны)</w:t>
       </w:r>
-    </w:p>
-    <w:p>
-      <w:pPr>
-        <w:spacing w:line="360" w:lineRule="auto"/>
-        <w:rPr>
-          <w:sz w:val="24"/>
-          <w:szCs w:val="24"/>
-        </w:rPr>
-      </w:pPr>
-      <w:r>
-        <w:rPr>
-          <w:sz w:val="24"/>
-          <w:szCs w:val="24"/>
-        </w:rPr>
-        <w:t xml:space="preserve">— </w:t>
+      <w:r>
+        <w:rPr>
+          <w:sz w:val="24"/>
+          <w:szCs w:val="24"/>
+          <w:lang w:val="ru-RU"/>
+        </w:rPr>
+        <w:t>;</w:t>
+      </w:r>
+    </w:p>
+    <w:p>
+      <w:pPr>
+        <w:spacing w:line="360" w:lineRule="auto"/>
+        <w:rPr>
+          <w:sz w:val="24"/>
+          <w:szCs w:val="24"/>
+          <w:lang w:val="ru-RU"/>
+        </w:rPr>
+      </w:pPr>
+      <w:r>
+        <w:rPr>
+          <w:sz w:val="24"/>
+          <w:szCs w:val="24"/>
+        </w:rPr>
+        <w:t>— Маг</w:t>
+      </w:r>
+      <w:r>
+        <w:rPr>
+          <w:sz w:val="24"/>
+          <w:szCs w:val="24"/>
+          <w:lang w:val="ru-RU"/>
+        </w:rPr>
+        <w:t xml:space="preserve"> </w:t>
+      </w:r>
+      <w:r>
+        <w:rPr>
+          <w:sz w:val="24"/>
+          <w:szCs w:val="24"/>
+        </w:rPr>
+        <w:t>(70 здоровья, 10 атаки, 13 скорости, 20 интеллект, 100 маны)</w:t>
+      </w:r>
+      <w:r>
+        <w:rPr>
+          <w:sz w:val="24"/>
+          <w:szCs w:val="24"/>
+          <w:lang w:val="ru-RU"/>
+        </w:rPr>
+        <w:t>.</w:t>
+      </w:r>
+    </w:p>
+    <w:p>
+      <w:pPr>
+        <w:spacing w:line="360" w:lineRule="auto"/>
+        <w:rPr>
+          <w:sz w:val="24"/>
+          <w:szCs w:val="24"/>
+        </w:rPr>
+      </w:pPr>
+    </w:p>
+    <w:p>
+      <w:pPr>
+        <w:spacing w:line="360" w:lineRule="auto"/>
+        <w:rPr>
+          <w:sz w:val="24"/>
+          <w:szCs w:val="24"/>
+        </w:rPr>
+      </w:pPr>
+      <w:r>
+        <w:rPr>
+          <w:sz w:val="24"/>
+          <w:szCs w:val="24"/>
+        </w:rPr>
+        <w:t>7. Характеристики:</w:t>
+      </w:r>
+    </w:p>
+    <w:p>
+      <w:pPr>
+        <w:spacing w:line="360" w:lineRule="auto"/>
+        <w:rPr>
+          <w:sz w:val="24"/>
+          <w:szCs w:val="24"/>
+        </w:rPr>
+      </w:pPr>
+      <w:r>
+        <w:rPr>
+          <w:sz w:val="24"/>
+          <w:szCs w:val="24"/>
+        </w:rPr>
+        <w:t xml:space="preserve">У игрока есть </w:t>
+      </w:r>
+      <w:r>
+        <w:rPr>
+          <w:sz w:val="24"/>
+          <w:szCs w:val="24"/>
+          <w:lang w:val="en-US"/>
+        </w:rPr>
+        <w:t>6</w:t>
+      </w:r>
+      <w:r>
+        <w:rPr>
+          <w:sz w:val="24"/>
+          <w:szCs w:val="24"/>
+        </w:rPr>
+        <w:t xml:space="preserve"> характеристик:</w:t>
+      </w:r>
+    </w:p>
+    <w:p>
+      <w:pPr>
+        <w:spacing w:line="360" w:lineRule="auto"/>
+        <w:rPr>
+          <w:sz w:val="24"/>
+          <w:szCs w:val="24"/>
+          <w:lang w:val="ru-RU"/>
+        </w:rPr>
+      </w:pPr>
+      <w:r>
+        <w:rPr>
+          <w:sz w:val="24"/>
+          <w:szCs w:val="24"/>
+        </w:rPr>
+        <w:t>— Здоровье - когда падает до нуля, то игра заканчивается поражением</w:t>
+      </w:r>
+      <w:r>
+        <w:rPr>
+          <w:sz w:val="24"/>
+          <w:szCs w:val="24"/>
+          <w:lang w:val="ru-RU"/>
+        </w:rPr>
+        <w:t>;</w:t>
+      </w:r>
+    </w:p>
+    <w:p>
+      <w:pPr>
+        <w:spacing w:line="360" w:lineRule="auto"/>
+        <w:rPr>
+          <w:sz w:val="24"/>
+          <w:szCs w:val="24"/>
+          <w:lang w:val="ru-RU"/>
+        </w:rPr>
+      </w:pPr>
+      <w:r>
+        <w:rPr>
+          <w:sz w:val="24"/>
+          <w:szCs w:val="24"/>
+        </w:rPr>
+        <w:t>— Атака - показывает сколько урона нанесет персонаж атакой</w:t>
+      </w:r>
+      <w:r>
+        <w:rPr>
+          <w:sz w:val="24"/>
+          <w:szCs w:val="24"/>
+          <w:lang w:val="ru-RU"/>
+        </w:rPr>
+        <w:t>;</w:t>
+      </w:r>
+    </w:p>
+    <w:p>
+      <w:pPr>
+        <w:spacing w:line="360" w:lineRule="auto"/>
+        <w:rPr>
+          <w:sz w:val="24"/>
+          <w:szCs w:val="24"/>
+          <w:lang w:val="ru-RU"/>
+        </w:rPr>
+      </w:pPr>
+      <w:r>
+        <w:rPr>
+          <w:sz w:val="24"/>
+          <w:szCs w:val="24"/>
+        </w:rPr>
+        <w:t>— Скорость - обозначает сколько очков инициативности(смотреть в разделе</w:t>
+      </w:r>
+      <w:r>
+        <w:rPr>
+          <w:sz w:val="24"/>
+          <w:szCs w:val="24"/>
+          <w:lang w:val="ru-RU"/>
+        </w:rPr>
+        <w:t>;</w:t>
+      </w:r>
+      <w:r>
+        <w:rPr>
+          <w:sz w:val="24"/>
+          <w:szCs w:val="24"/>
+        </w:rPr>
+        <w:t xml:space="preserve"> “Боевка”) персонаж будет получать за ход</w:t>
+      </w:r>
+      <w:r>
+        <w:rPr>
+          <w:sz w:val="24"/>
+          <w:szCs w:val="24"/>
+          <w:lang w:val="ru-RU"/>
+        </w:rPr>
+        <w:t>;</w:t>
+      </w:r>
+    </w:p>
+    <w:p>
+      <w:pPr>
+        <w:spacing w:line="360" w:lineRule="auto"/>
+        <w:rPr>
+          <w:sz w:val="24"/>
+          <w:szCs w:val="24"/>
+          <w:lang w:val="ru-RU"/>
+        </w:rPr>
+      </w:pPr>
+      <w:r>
+        <w:rPr>
+          <w:sz w:val="24"/>
+          <w:szCs w:val="24"/>
+        </w:rPr>
+        <w:t>— Интеллект - влияет на урон заклинаний</w:t>
+      </w:r>
+      <w:r>
+        <w:rPr>
+          <w:sz w:val="24"/>
+          <w:szCs w:val="24"/>
+          <w:lang w:val="ru-RU"/>
+        </w:rPr>
+        <w:t>;</w:t>
+      </w:r>
+    </w:p>
+    <w:p>
+      <w:pPr>
+        <w:spacing w:line="360" w:lineRule="auto"/>
+        <w:rPr>
+          <w:sz w:val="24"/>
+          <w:szCs w:val="24"/>
+          <w:lang w:val="ru-RU"/>
+        </w:rPr>
+      </w:pPr>
+      <w:r>
+        <w:rPr>
+          <w:sz w:val="24"/>
+          <w:szCs w:val="24"/>
+        </w:rPr>
+        <w:t xml:space="preserve">— Мана - нужна для использования </w:t>
+      </w:r>
+      <w:r>
+        <w:rPr>
+          <w:sz w:val="24"/>
+          <w:szCs w:val="24"/>
+          <w:lang w:val="ru-RU"/>
+        </w:rPr>
+        <w:t>заклинаний</w:t>
+      </w:r>
+      <w:r>
+        <w:rPr>
+          <w:sz w:val="24"/>
+          <w:szCs w:val="24"/>
+          <w:lang w:val="ru-RU"/>
+        </w:rPr>
+        <w:t>.</w:t>
+      </w:r>
+      <w:r>
+        <w:rPr>
+          <w:sz w:val="24"/>
+          <w:szCs w:val="24"/>
+          <w:lang w:val="ru-RU"/>
+        </w:rPr>
+        <w:br/>
+      </w:r>
+      <w:r>
+        <w:rPr>
+          <w:sz w:val="24"/>
+          <w:szCs w:val="24"/>
+        </w:rPr>
+        <w:t>—</w:t>
+      </w:r>
+      <w:r>
+        <w:rPr>
+          <w:sz w:val="24"/>
+          <w:szCs w:val="24"/>
+          <w:lang w:val="ru-RU"/>
+        </w:rPr>
+        <w:t xml:space="preserve"> </w:t>
+      </w:r>
+      <w:r>
+        <w:rPr>
+          <w:sz w:val="24"/>
+          <w:szCs w:val="24"/>
+          <w:lang w:val="ru-RU"/>
+        </w:rPr>
+        <w:t>Золото – дается после убийства монстров и элитных монстров</w:t>
+      </w:r>
+      <w:r>
+        <w:rPr>
+          <w:sz w:val="24"/>
+          <w:szCs w:val="24"/>
+          <w:lang w:val="ru-RU"/>
+        </w:rPr>
+        <w:t xml:space="preserve">, </w:t>
+      </w:r>
+      <w:r>
+        <w:rPr>
+          <w:sz w:val="24"/>
+          <w:szCs w:val="24"/>
+          <w:lang w:val="ru-RU"/>
+        </w:rPr>
+        <w:t>служит ресурсом для покупки артефактов у торговца</w:t>
+      </w:r>
+      <w:r>
+        <w:rPr>
+          <w:sz w:val="24"/>
+          <w:szCs w:val="24"/>
+          <w:lang w:val="ru-RU"/>
+        </w:rPr>
+        <w:t>.</w:t>
+      </w:r>
+    </w:p>
+    <w:p>
+      <w:pPr>
+        <w:spacing w:line="360" w:lineRule="auto"/>
+        <w:rPr>
+          <w:sz w:val="24"/>
+          <w:szCs w:val="24"/>
+          <w:lang w:val="ru-RU"/>
+        </w:rPr>
+      </w:pPr>
+    </w:p>
+    <w:p>
+      <w:pPr>
+        <w:spacing w:line="360" w:lineRule="auto"/>
+        <w:rPr>
+          <w:sz w:val="24"/>
+          <w:szCs w:val="24"/>
+        </w:rPr>
+      </w:pPr>
+      <w:r>
+        <w:rPr>
+          <w:sz w:val="24"/>
+          <w:szCs w:val="24"/>
+        </w:rPr>
+        <w:t xml:space="preserve">8. Боевка: </w:t>
+      </w:r>
+    </w:p>
+    <w:p>
+      <w:pPr>
+        <w:spacing w:line="360" w:lineRule="auto"/>
+        <w:rPr>
+          <w:sz w:val="24"/>
+          <w:szCs w:val="24"/>
+        </w:rPr>
+      </w:pPr>
+      <w:r>
+        <w:rPr>
+          <w:sz w:val="24"/>
+          <w:szCs w:val="24"/>
+        </w:rPr>
+        <w:t>Бой проходит в формате “</w:t>
+      </w:r>
+      <w:r>
+        <w:rPr>
+          <w:color w:val="202122"/>
+          <w:sz w:val="24"/>
+          <w:szCs w:val="24"/>
+          <w:highlight w:val="white"/>
+        </w:rPr>
+        <w:t xml:space="preserve">Active Time Battle”, </w:t>
       </w:r>
       <w:proofErr w:type="gramStart"/>
       <w:r>
         <w:rPr>
-          <w:sz w:val="24"/>
-          <w:szCs w:val="24"/>
-        </w:rPr>
-        <w:t>Маг(</w:t>
+          <w:color w:val="202122"/>
+          <w:sz w:val="24"/>
+          <w:szCs w:val="24"/>
+          <w:highlight w:val="white"/>
+        </w:rPr>
+        <w:t>т.е.</w:t>
       </w:r>
       <w:proofErr w:type="gramEnd"/>
       <w:r>
         <w:rPr>
-          <w:sz w:val="24"/>
-          <w:szCs w:val="24"/>
-        </w:rPr>
-        <w:t>70 здоровья, 10 атаки, 13 скорости, 20 интеллект, 100 маны)</w:t>
-      </w:r>
-    </w:p>
-    <w:p>
-      <w:pPr>
-        <w:spacing w:line="360" w:lineRule="auto"/>
-        <w:rPr>
-          <w:sz w:val="24"/>
-          <w:szCs w:val="24"/>
-        </w:rPr>
-      </w:pPr>
-    </w:p>
-    <w:p>
-      <w:pPr>
-        <w:spacing w:line="360" w:lineRule="auto"/>
-        <w:rPr>
-          <w:sz w:val="24"/>
-          <w:szCs w:val="24"/>
-        </w:rPr>
-      </w:pPr>
-      <w:r>
-        <w:rPr>
-          <w:sz w:val="24"/>
-          <w:szCs w:val="24"/>
-        </w:rPr>
-        <w:t>7. Характеристики:</w:t>
-      </w:r>
-    </w:p>
-    <w:p>
-      <w:pPr>
-        <w:spacing w:line="360" w:lineRule="auto"/>
-        <w:rPr>
-          <w:sz w:val="24"/>
-          <w:szCs w:val="24"/>
-        </w:rPr>
-      </w:pPr>
-      <w:r>
-        <w:rPr>
-          <w:sz w:val="24"/>
-          <w:szCs w:val="24"/>
-        </w:rPr>
-        <w:t>У игрока есть 5 характеристик:</w:t>
-      </w:r>
-    </w:p>
-    <w:p>
-      <w:pPr>
-        <w:spacing w:line="360" w:lineRule="auto"/>
-        <w:rPr>
-          <w:sz w:val="24"/>
-          <w:szCs w:val="24"/>
-        </w:rPr>
-      </w:pPr>
-      <w:r>
-        <w:rPr>
-          <w:sz w:val="24"/>
-          <w:szCs w:val="24"/>
-        </w:rPr>
-        <w:t>— Здоровье - когда падает до нуля, то игра заканчивается поражением</w:t>
-      </w:r>
-    </w:p>
-    <w:p>
-      <w:pPr>
-        <w:spacing w:line="360" w:lineRule="auto"/>
-        <w:rPr>
-          <w:sz w:val="24"/>
-          <w:szCs w:val="24"/>
-        </w:rPr>
-      </w:pPr>
-      <w:r>
-        <w:rPr>
-          <w:sz w:val="24"/>
-          <w:szCs w:val="24"/>
-        </w:rPr>
-        <w:t>— Атака - показывает сколько урона нанесет персонаж атакой</w:t>
-      </w:r>
-    </w:p>
-    <w:p>
-      <w:pPr>
-        <w:spacing w:line="360" w:lineRule="auto"/>
-        <w:rPr>
-          <w:sz w:val="24"/>
-          <w:szCs w:val="24"/>
-        </w:rPr>
-      </w:pPr>
-      <w:r>
-        <w:rPr>
-          <w:sz w:val="24"/>
-          <w:szCs w:val="24"/>
-        </w:rPr>
-        <w:t>— Скорость - обозначает сколько очков инициативности(смотреть в разделе “Боевка”) персонаж будет получать за ход</w:t>
-      </w:r>
-    </w:p>
-    <w:p>
-      <w:pPr>
-        <w:spacing w:line="360" w:lineRule="auto"/>
-        <w:rPr>
-          <w:sz w:val="24"/>
-          <w:szCs w:val="24"/>
-        </w:rPr>
-      </w:pPr>
-      <w:r>
-        <w:rPr>
-          <w:sz w:val="24"/>
-          <w:szCs w:val="24"/>
-        </w:rPr>
-        <w:t xml:space="preserve">— Интеллект - влияет на урон заклинаний </w:t>
-      </w:r>
-    </w:p>
-    <w:p>
-      <w:pPr>
-        <w:spacing w:line="360" w:lineRule="auto"/>
-        <w:rPr>
-          <w:sz w:val="24"/>
-          <w:szCs w:val="24"/>
-        </w:rPr>
-      </w:pPr>
-      <w:r>
-        <w:rPr>
-          <w:sz w:val="24"/>
-          <w:szCs w:val="24"/>
-        </w:rPr>
-        <w:t>— Мана - нужна для использования скиллов</w:t>
-      </w:r>
-    </w:p>
-    <w:p>
-      <w:pPr>
-        <w:spacing w:line="360" w:lineRule="auto"/>
-        <w:rPr>
-          <w:sz w:val="24"/>
-          <w:szCs w:val="24"/>
-        </w:rPr>
-      </w:pPr>
-    </w:p>
-    <w:p>
-      <w:pPr>
-        <w:spacing w:line="360" w:lineRule="auto"/>
-        <w:rPr>
-          <w:sz w:val="24"/>
-          <w:szCs w:val="24"/>
-        </w:rPr>
-      </w:pPr>
-      <w:r>
-        <w:rPr>
-          <w:sz w:val="24"/>
-          <w:szCs w:val="24"/>
-        </w:rPr>
-        <w:t xml:space="preserve">8. Боевка: </w:t>
-      </w:r>
-    </w:p>
-    <w:p>
-      <w:pPr>
-        <w:spacing w:line="360" w:lineRule="auto"/>
-        <w:rPr>
-          <w:sz w:val="24"/>
-          <w:szCs w:val="24"/>
-        </w:rPr>
-      </w:pPr>
-      <w:r>
-        <w:rPr>
-          <w:sz w:val="24"/>
-          <w:szCs w:val="24"/>
-        </w:rPr>
-        <w:t>Бой проходит в формате “</w:t>
-      </w:r>
-      <w:r>
-        <w:rPr>
           <w:color w:val="202122"/>
           <w:sz w:val="24"/>
           <w:szCs w:val="24"/>
           <w:highlight w:val="white"/>
         </w:rPr>
-        <w:t xml:space="preserve">Active Time </w:t>
-      </w:r>
-      <w:proofErr w:type="spellStart"/>
-      <w:r>
-        <w:rPr>
-          <w:color w:val="202122"/>
-          <w:sz w:val="24"/>
-          <w:szCs w:val="24"/>
-          <w:highlight w:val="white"/>
-        </w:rPr>
-        <w:t>Battle</w:t>
-      </w:r>
-      <w:proofErr w:type="spellEnd"/>
-      <w:r>
-        <w:rPr>
-          <w:color w:val="202122"/>
-          <w:sz w:val="24"/>
-          <w:szCs w:val="24"/>
-          <w:highlight w:val="white"/>
-        </w:rPr>
-        <w:t xml:space="preserve">”, </w:t>
-      </w:r>
-      <w:proofErr w:type="gramStart"/>
-      <w:r>
-        <w:rPr>
-          <w:color w:val="202122"/>
-          <w:sz w:val="24"/>
-          <w:szCs w:val="24"/>
-          <w:highlight w:val="white"/>
-        </w:rPr>
-        <w:t>т.е.</w:t>
-      </w:r>
-      <w:proofErr w:type="gramEnd"/>
-      <w:r>
-        <w:rPr>
-          <w:color w:val="202122"/>
-          <w:sz w:val="24"/>
-          <w:szCs w:val="24"/>
-          <w:highlight w:val="white"/>
-        </w:rPr>
         <w:t xml:space="preserve"> у персонажей, в том числе и врагов, есть очки инициативности, которые накапливаются в зависимости от скорости, и, когда </w:t>
       </w:r>
       <w:r>
@@ -1352,15 +1891,6 @@
           <w:szCs w:val="24"/>
         </w:rPr>
       </w:pPr>
-    </w:p>
-    <w:p>
-      <w:pPr>
-        <w:spacing w:line="360" w:lineRule="auto"/>
-        <w:rPr>
-          <w:sz w:val="24"/>
-          <w:szCs w:val="24"/>
-        </w:rPr>
-      </w:pPr>
       <w:r>
         <w:rPr>
           <w:sz w:val="24"/>
@@ -1375,6 +1905,7 @@
         <w:rPr>
           <w:sz w:val="24"/>
           <w:szCs w:val="24"/>
+          <w:lang w:val="en-US"/>
         </w:rPr>
       </w:pPr>
       <w:r>
@@ -1384,13 +1915,22 @@
         </w:rPr>
         <w:t>— Обычная атака</w:t>
       </w:r>
-    </w:p>
-    <w:p>
-      <w:pPr>
-        <w:spacing w:line="360" w:lineRule="auto"/>
-        <w:rPr>
-          <w:sz w:val="24"/>
-          <w:szCs w:val="24"/>
+      <w:r>
+        <w:rPr>
+          <w:sz w:val="24"/>
+          <w:szCs w:val="24"/>
+          <w:lang w:val="en-US"/>
+        </w:rPr>
+        <w:t>;</w:t>
+      </w:r>
+    </w:p>
+    <w:p>
+      <w:pPr>
+        <w:spacing w:line="360" w:lineRule="auto"/>
+        <w:rPr>
+          <w:sz w:val="24"/>
+          <w:szCs w:val="24"/>
+          <w:lang w:val="en-US"/>
         </w:rPr>
       </w:pPr>
       <w:r>
@@ -1399,6 +1939,14 @@
           <w:szCs w:val="24"/>
         </w:rPr>
         <w:t>— Использование заклинания</w:t>
+      </w:r>
+      <w:r>
+        <w:rPr>
+          <w:sz w:val="24"/>
+          <w:szCs w:val="24"/>
+          <w:lang w:val="en-US"/>
+        </w:rPr>
+        <w:t>.</w:t>
       </w:r>
     </w:p>
     <w:p>
@@ -1427,7 +1975,6 @@
           <w:sz w:val="24"/>
           <w:szCs w:val="24"/>
         </w:rPr>
-        <w:lastRenderedPageBreak/>
         <w:t>Заклинания:</w:t>
       </w:r>
     </w:p>
@@ -1448,26 +1995,27 @@
         <w:tblLook w:val="0600" w:firstRow="0" w:lastRow="0" w:firstColumn="0" w:lastColumn="0" w:noHBand="1" w:noVBand="1"/>
       </w:tblPr>
       <w:tblGrid>
-        <w:gridCol w:w="915"/>
-        <w:gridCol w:w="1860"/>
-        <w:gridCol w:w="4440"/>
+        <w:gridCol w:w="1430"/>
+        <w:gridCol w:w="1800"/>
+        <w:gridCol w:w="3985"/>
         <w:gridCol w:w="1830"/>
       </w:tblGrid>
       <w:tr>
         <w:tc>
           <w:tcPr>
-            <w:tcW w:w="915" w:type="dxa"/>
-            <w:tcMar>
-              <w:top w:w="100" w:type="dxa"/>
-              <w:left w:w="100" w:type="dxa"/>
-              <w:bottom w:w="100" w:type="dxa"/>
-              <w:right w:w="100" w:type="dxa"/>
-            </w:tcMar>
-          </w:tcPr>
-          <w:p>
-            <w:pPr>
-              <w:widowControl w:val="0"/>
-              <w:spacing w:line="240" w:lineRule="auto"/>
+            <w:tcW w:w="1430" w:type="dxa"/>
+            <w:tcMar>
+              <w:top w:w="100" w:type="dxa"/>
+              <w:left w:w="100" w:type="dxa"/>
+              <w:bottom w:w="100" w:type="dxa"/>
+              <w:right w:w="100" w:type="dxa"/>
+            </w:tcMar>
+          </w:tcPr>
+          <w:p>
+            <w:pPr>
+              <w:widowControl w:val="0"/>
+              <w:spacing w:line="240" w:lineRule="auto"/>
+              <w:jc w:val="center"/>
               <w:rPr>
                 <w:sz w:val="24"/>
                 <w:szCs w:val="24"/>
@@ -1484,7 +2032,7 @@
         </w:tc>
         <w:tc>
           <w:tcPr>
-            <w:tcW w:w="1860" w:type="dxa"/>
+            <w:tcW w:w="1800" w:type="dxa"/>
             <w:tcMar>
               <w:top w:w="100" w:type="dxa"/>
               <w:left w:w="100" w:type="dxa"/>
@@ -1519,7 +2067,7 @@
         </w:tc>
         <w:tc>
           <w:tcPr>
-            <w:tcW w:w="4440" w:type="dxa"/>
+            <w:tcW w:w="3985" w:type="dxa"/>
             <w:tcMar>
               <w:top w:w="100" w:type="dxa"/>
               <w:left w:w="100" w:type="dxa"/>
@@ -1594,7 +2142,7 @@
         </w:trPr>
         <w:tc>
           <w:tcPr>
-            <w:tcW w:w="915" w:type="dxa"/>
+            <w:tcW w:w="1430" w:type="dxa"/>
             <w:vMerge w:val="restart"/>
             <w:tcMar>
               <w:top w:w="100" w:type="dxa"/>
@@ -1635,7 +2183,7 @@
         </w:tc>
         <w:tc>
           <w:tcPr>
-            <w:tcW w:w="1860" w:type="dxa"/>
+            <w:tcW w:w="1800" w:type="dxa"/>
             <w:tcMar>
               <w:top w:w="100" w:type="dxa"/>
               <w:left w:w="100" w:type="dxa"/>
@@ -1670,36 +2218,44 @@
         </w:tc>
         <w:tc>
           <w:tcPr>
-            <w:tcW w:w="4440" w:type="dxa"/>
-            <w:tcMar>
-              <w:top w:w="100" w:type="dxa"/>
-              <w:left w:w="100" w:type="dxa"/>
-              <w:bottom w:w="100" w:type="dxa"/>
-              <w:right w:w="100" w:type="dxa"/>
-            </w:tcMar>
-          </w:tcPr>
-          <w:p>
-            <w:pPr>
-              <w:widowControl w:val="0"/>
-              <w:pBdr>
-                <w:top w:val="nil"/>
-                <w:left w:val="nil"/>
-                <w:bottom w:val="nil"/>
-                <w:right w:val="nil"/>
-                <w:between w:val="nil"/>
-              </w:pBdr>
-              <w:spacing w:line="240" w:lineRule="auto"/>
-              <w:rPr>
-                <w:sz w:val="24"/>
-                <w:szCs w:val="24"/>
-              </w:rPr>
-            </w:pPr>
-            <w:r>
-              <w:rPr>
-                <w:sz w:val="24"/>
-                <w:szCs w:val="24"/>
-              </w:rPr>
-              <w:t>Атака увеличивается в 2 раза на 2 хода</w:t>
+            <w:tcW w:w="3985" w:type="dxa"/>
+            <w:tcMar>
+              <w:top w:w="100" w:type="dxa"/>
+              <w:left w:w="100" w:type="dxa"/>
+              <w:bottom w:w="100" w:type="dxa"/>
+              <w:right w:w="100" w:type="dxa"/>
+            </w:tcMar>
+          </w:tcPr>
+          <w:p>
+            <w:pPr>
+              <w:widowControl w:val="0"/>
+              <w:pBdr>
+                <w:top w:val="nil"/>
+                <w:left w:val="nil"/>
+                <w:bottom w:val="nil"/>
+                <w:right w:val="nil"/>
+                <w:between w:val="nil"/>
+              </w:pBdr>
+              <w:spacing w:line="240" w:lineRule="auto"/>
+              <w:rPr>
+                <w:sz w:val="24"/>
+                <w:szCs w:val="24"/>
+              </w:rPr>
+            </w:pPr>
+            <w:r>
+              <w:rPr>
+                <w:sz w:val="24"/>
+                <w:szCs w:val="24"/>
+                <w:lang w:val="ru-RU"/>
+              </w:rPr>
+              <w:t>Увеличивает атаку игрока</w:t>
+            </w:r>
+            <w:r>
+              <w:rPr>
+                <w:sz w:val="24"/>
+                <w:szCs w:val="24"/>
+              </w:rPr>
+              <w:t xml:space="preserve"> в 2 раза на 2 хода</w:t>
             </w:r>
           </w:p>
         </w:tc>
@@ -1745,7 +2301,7 @@
         </w:trPr>
         <w:tc>
           <w:tcPr>
-            <w:tcW w:w="915" w:type="dxa"/>
+            <w:tcW w:w="1430" w:type="dxa"/>
             <w:vMerge/>
             <w:tcMar>
               <w:top w:w="100" w:type="dxa"/>
@@ -1767,7 +2323,7 @@
         </w:tc>
         <w:tc>
           <w:tcPr>
-            <w:tcW w:w="1860" w:type="dxa"/>
+            <w:tcW w:w="1800" w:type="dxa"/>
             <w:tcMar>
               <w:top w:w="100" w:type="dxa"/>
               <w:left w:w="100" w:type="dxa"/>
@@ -1802,7 +2358,7 @@
         </w:tc>
         <w:tc>
           <w:tcPr>
-            <w:tcW w:w="4440" w:type="dxa"/>
+            <w:tcW w:w="3985" w:type="dxa"/>
             <w:tcMar>
               <w:top w:w="100" w:type="dxa"/>
               <w:left w:w="100" w:type="dxa"/>
@@ -1841,6 +2397,14 @@
                 <w:lang w:val="ru-RU"/>
               </w:rPr>
               <w:t>20 + (INT / 2)</w:t>
+            </w:r>
+            <w:r>
+              <w:rPr>
+                <w:sz w:val="24"/>
+                <w:szCs w:val="24"/>
+                <w:lang w:val="ru-RU"/>
+              </w:rPr>
+              <w:t xml:space="preserve"> урона</w:t>
             </w:r>
           </w:p>
           <w:p>
@@ -1904,7 +2468,7 @@
         </w:trPr>
         <w:tc>
           <w:tcPr>
-            <w:tcW w:w="915" w:type="dxa"/>
+            <w:tcW w:w="1430" w:type="dxa"/>
             <w:vMerge/>
             <w:tcMar>
               <w:top w:w="100" w:type="dxa"/>
@@ -1926,7 +2490,7 @@
         </w:tc>
         <w:tc>
           <w:tcPr>
-            <w:tcW w:w="1860" w:type="dxa"/>
+            <w:tcW w:w="1800" w:type="dxa"/>
             <w:tcMar>
               <w:top w:w="100" w:type="dxa"/>
               <w:left w:w="100" w:type="dxa"/>
@@ -1961,29 +2525,29 @@
         </w:tc>
         <w:tc>
           <w:tcPr>
-            <w:tcW w:w="4440" w:type="dxa"/>
-            <w:tcMar>
-              <w:top w:w="100" w:type="dxa"/>
-              <w:left w:w="100" w:type="dxa"/>
-              <w:bottom w:w="100" w:type="dxa"/>
-              <w:right w:w="100" w:type="dxa"/>
-            </w:tcMar>
-          </w:tcPr>
-          <w:p>
-            <w:pPr>
-              <w:widowControl w:val="0"/>
-              <w:pBdr>
-                <w:top w:val="nil"/>
-                <w:left w:val="nil"/>
-                <w:bottom w:val="nil"/>
-                <w:right w:val="nil"/>
-                <w:between w:val="nil"/>
-              </w:pBdr>
-              <w:spacing w:line="240" w:lineRule="auto"/>
-              <w:rPr>
-                <w:sz w:val="24"/>
-                <w:szCs w:val="24"/>
-                <w:lang w:val="en-US"/>
+            <w:tcW w:w="3985" w:type="dxa"/>
+            <w:tcMar>
+              <w:top w:w="100" w:type="dxa"/>
+              <w:left w:w="100" w:type="dxa"/>
+              <w:bottom w:w="100" w:type="dxa"/>
+              <w:right w:w="100" w:type="dxa"/>
+            </w:tcMar>
+          </w:tcPr>
+          <w:p>
+            <w:pPr>
+              <w:widowControl w:val="0"/>
+              <w:pBdr>
+                <w:top w:val="nil"/>
+                <w:left w:val="nil"/>
+                <w:bottom w:val="nil"/>
+                <w:right w:val="nil"/>
+                <w:between w:val="nil"/>
+              </w:pBdr>
+              <w:spacing w:line="240" w:lineRule="auto"/>
+              <w:rPr>
+                <w:sz w:val="24"/>
+                <w:szCs w:val="24"/>
+                <w:lang w:val="ru-RU"/>
               </w:rPr>
             </w:pPr>
             <w:r>
@@ -2051,7 +2615,7 @@
         </w:trPr>
         <w:tc>
           <w:tcPr>
-            <w:tcW w:w="915" w:type="dxa"/>
+            <w:tcW w:w="1430" w:type="dxa"/>
             <w:vMerge w:val="restart"/>
             <w:tcMar>
               <w:top w:w="100" w:type="dxa"/>
@@ -2079,30 +2643,32 @@
               <w:rPr>
                 <w:sz w:val="24"/>
                 <w:szCs w:val="24"/>
-              </w:rPr>
-            </w:pPr>
-            <w:r>
-              <w:rPr>
-                <w:sz w:val="24"/>
-                <w:szCs w:val="24"/>
-              </w:rPr>
-              <w:t>Плут</w:t>
-            </w:r>
-          </w:p>
-          <w:p>
-            <w:pPr>
-              <w:widowControl w:val="0"/>
-              <w:spacing w:line="240" w:lineRule="auto"/>
-              <w:rPr>
-                <w:sz w:val="24"/>
-                <w:szCs w:val="24"/>
-              </w:rPr>
-            </w:pPr>
-          </w:p>
-        </w:tc>
-        <w:tc>
-          <w:tcPr>
-            <w:tcW w:w="1860" w:type="dxa"/>
+                <w:lang w:val="ru-RU"/>
+              </w:rPr>
+            </w:pPr>
+            <w:r>
+              <w:rPr>
+                <w:sz w:val="24"/>
+                <w:szCs w:val="24"/>
+                <w:lang w:val="ru-RU"/>
+              </w:rPr>
+              <w:t>Разбойник</w:t>
+            </w:r>
+          </w:p>
+          <w:p>
+            <w:pPr>
+              <w:widowControl w:val="0"/>
+              <w:spacing w:line="240" w:lineRule="auto"/>
+              <w:rPr>
+                <w:sz w:val="24"/>
+                <w:szCs w:val="24"/>
+              </w:rPr>
+            </w:pPr>
+          </w:p>
+        </w:tc>
+        <w:tc>
+          <w:tcPr>
+            <w:tcW w:w="1800" w:type="dxa"/>
             <w:tcMar>
               <w:top w:w="100" w:type="dxa"/>
               <w:left w:w="100" w:type="dxa"/>
@@ -2137,7 +2703,7 @@
         </w:tc>
         <w:tc>
           <w:tcPr>
-            <w:tcW w:w="4440" w:type="dxa"/>
+            <w:tcW w:w="3985" w:type="dxa"/>
             <w:tcMar>
               <w:top w:w="100" w:type="dxa"/>
               <w:left w:w="100" w:type="dxa"/>
@@ -2176,6 +2742,14 @@
                 <w:lang w:val="ru-RU"/>
               </w:rPr>
               <w:t>15 + (INT / 2)</w:t>
+            </w:r>
+            <w:r>
+              <w:rPr>
+                <w:sz w:val="24"/>
+                <w:szCs w:val="24"/>
+                <w:lang w:val="ru-RU"/>
+              </w:rPr>
+              <w:t xml:space="preserve"> урона</w:t>
             </w:r>
           </w:p>
           <w:p>
@@ -2238,7 +2812,7 @@
         </w:trPr>
         <w:tc>
           <w:tcPr>
-            <w:tcW w:w="915" w:type="dxa"/>
+            <w:tcW w:w="1430" w:type="dxa"/>
             <w:vMerge/>
             <w:tcMar>
               <w:top w:w="100" w:type="dxa"/>
@@ -2260,7 +2834,7 @@
         </w:tc>
         <w:tc>
           <w:tcPr>
-            <w:tcW w:w="1860" w:type="dxa"/>
+            <w:tcW w:w="1800" w:type="dxa"/>
             <w:tcMar>
               <w:top w:w="100" w:type="dxa"/>
               <w:left w:w="100" w:type="dxa"/>
@@ -2295,7 +2869,7 @@
         </w:tc>
         <w:tc>
           <w:tcPr>
-            <w:tcW w:w="4440" w:type="dxa"/>
+            <w:tcW w:w="3985" w:type="dxa"/>
             <w:tcMar>
               <w:top w:w="100" w:type="dxa"/>
               <w:left w:w="100" w:type="dxa"/>
@@ -2370,7 +2944,7 @@
         </w:trPr>
         <w:tc>
           <w:tcPr>
-            <w:tcW w:w="915" w:type="dxa"/>
+            <w:tcW w:w="1430" w:type="dxa"/>
             <w:vMerge/>
             <w:tcMar>
               <w:top w:w="100" w:type="dxa"/>
@@ -2399,7 +2973,7 @@
         </w:tc>
         <w:tc>
           <w:tcPr>
-            <w:tcW w:w="1860" w:type="dxa"/>
+            <w:tcW w:w="1800" w:type="dxa"/>
             <w:tcMar>
               <w:top w:w="100" w:type="dxa"/>
               <w:left w:w="100" w:type="dxa"/>
@@ -2434,7 +3008,7 @@
         </w:tc>
         <w:tc>
           <w:tcPr>
-            <w:tcW w:w="4440" w:type="dxa"/>
+            <w:tcW w:w="3985" w:type="dxa"/>
             <w:tcMar>
               <w:top w:w="100" w:type="dxa"/>
               <w:left w:w="100" w:type="dxa"/>
@@ -2509,7 +3083,7 @@
         </w:trPr>
         <w:tc>
           <w:tcPr>
-            <w:tcW w:w="915" w:type="dxa"/>
+            <w:tcW w:w="1430" w:type="dxa"/>
             <w:vMerge w:val="restart"/>
             <w:tcMar>
               <w:top w:w="100" w:type="dxa"/>
@@ -2564,7 +3138,7 @@
         </w:tc>
         <w:tc>
           <w:tcPr>
-            <w:tcW w:w="1860" w:type="dxa"/>
+            <w:tcW w:w="1800" w:type="dxa"/>
             <w:tcMar>
               <w:top w:w="100" w:type="dxa"/>
               <w:left w:w="100" w:type="dxa"/>
@@ -2599,7 +3173,7 @@
         </w:tc>
         <w:tc>
           <w:tcPr>
-            <w:tcW w:w="4440" w:type="dxa"/>
+            <w:tcW w:w="3985" w:type="dxa"/>
             <w:tcMar>
               <w:top w:w="100" w:type="dxa"/>
               <w:left w:w="100" w:type="dxa"/>
@@ -2630,7 +3204,23 @@
                 <w:szCs w:val="24"/>
                 <w:lang w:val="ru-RU"/>
               </w:rPr>
+              <w:t xml:space="preserve">Наносит </w:t>
+            </w:r>
+            <w:r>
+              <w:rPr>
+                <w:sz w:val="24"/>
+                <w:szCs w:val="24"/>
+                <w:lang w:val="ru-RU"/>
+              </w:rPr>
               <w:t>30 + (INT / 2)</w:t>
+            </w:r>
+            <w:r>
+              <w:rPr>
+                <w:sz w:val="24"/>
+                <w:szCs w:val="24"/>
+                <w:lang w:val="ru-RU"/>
+              </w:rPr>
+              <w:t xml:space="preserve"> урона</w:t>
             </w:r>
           </w:p>
         </w:tc>
@@ -2676,7 +3266,7 @@
         </w:trPr>
         <w:tc>
           <w:tcPr>
-            <w:tcW w:w="915" w:type="dxa"/>
+            <w:tcW w:w="1430" w:type="dxa"/>
             <w:vMerge/>
             <w:tcMar>
               <w:top w:w="100" w:type="dxa"/>
@@ -2705,71 +3295,88 @@
         </w:tc>
         <w:tc>
           <w:tcPr>
-            <w:tcW w:w="1860" w:type="dxa"/>
-            <w:tcMar>
-              <w:top w:w="100" w:type="dxa"/>
-              <w:left w:w="100" w:type="dxa"/>
-              <w:bottom w:w="100" w:type="dxa"/>
-              <w:right w:w="100" w:type="dxa"/>
-            </w:tcMar>
-          </w:tcPr>
-          <w:p>
-            <w:pPr>
-              <w:widowControl w:val="0"/>
-              <w:pBdr>
-                <w:top w:val="nil"/>
-                <w:left w:val="nil"/>
-                <w:bottom w:val="nil"/>
-                <w:right w:val="nil"/>
-                <w:between w:val="nil"/>
-              </w:pBdr>
-              <w:spacing w:line="240" w:lineRule="auto"/>
-              <w:rPr>
-                <w:sz w:val="24"/>
-                <w:szCs w:val="24"/>
-              </w:rPr>
-            </w:pPr>
-            <w:r>
-              <w:rPr>
-                <w:sz w:val="24"/>
-                <w:szCs w:val="24"/>
-              </w:rPr>
-              <w:t>Морозный вихрь</w:t>
-            </w:r>
-          </w:p>
-        </w:tc>
-        <w:tc>
-          <w:tcPr>
-            <w:tcW w:w="4440" w:type="dxa"/>
-            <w:tcMar>
-              <w:top w:w="100" w:type="dxa"/>
-              <w:left w:w="100" w:type="dxa"/>
-              <w:bottom w:w="100" w:type="dxa"/>
-              <w:right w:w="100" w:type="dxa"/>
-            </w:tcMar>
-          </w:tcPr>
-          <w:p>
-            <w:pPr>
-              <w:widowControl w:val="0"/>
-              <w:pBdr>
-                <w:top w:val="nil"/>
-                <w:left w:val="nil"/>
-                <w:bottom w:val="nil"/>
-                <w:right w:val="nil"/>
-                <w:between w:val="nil"/>
-              </w:pBdr>
-              <w:spacing w:line="240" w:lineRule="auto"/>
-              <w:rPr>
-                <w:sz w:val="24"/>
-                <w:szCs w:val="24"/>
-              </w:rPr>
-            </w:pPr>
-            <w:r>
-              <w:rPr>
-                <w:sz w:val="24"/>
-                <w:szCs w:val="24"/>
-              </w:rPr>
-              <w:t>Уменьшает в 2 раза скорость всех врагов на 2 их хода</w:t>
+            <w:tcW w:w="1800" w:type="dxa"/>
+            <w:tcMar>
+              <w:top w:w="100" w:type="dxa"/>
+              <w:left w:w="100" w:type="dxa"/>
+              <w:bottom w:w="100" w:type="dxa"/>
+              <w:right w:w="100" w:type="dxa"/>
+            </w:tcMar>
+          </w:tcPr>
+          <w:p>
+            <w:pPr>
+              <w:widowControl w:val="0"/>
+              <w:pBdr>
+                <w:top w:val="nil"/>
+                <w:left w:val="nil"/>
+                <w:bottom w:val="nil"/>
+                <w:right w:val="nil"/>
+                <w:between w:val="nil"/>
+              </w:pBdr>
+              <w:spacing w:line="240" w:lineRule="auto"/>
+              <w:rPr>
+                <w:sz w:val="24"/>
+                <w:szCs w:val="24"/>
+              </w:rPr>
+            </w:pPr>
+            <w:r>
+              <w:rPr>
+                <w:sz w:val="24"/>
+                <w:szCs w:val="24"/>
+              </w:rPr>
+              <w:t>Мороз</w:t>
+            </w:r>
+            <w:r>
+              <w:rPr>
+                <w:sz w:val="24"/>
+                <w:szCs w:val="24"/>
+                <w:lang w:val="ru-RU"/>
+              </w:rPr>
+              <w:t>ящий</w:t>
+            </w:r>
+            <w:r>
+              <w:rPr>
+                <w:sz w:val="24"/>
+                <w:szCs w:val="24"/>
+              </w:rPr>
+              <w:t xml:space="preserve"> вихрь</w:t>
+            </w:r>
+          </w:p>
+        </w:tc>
+        <w:tc>
+          <w:tcPr>
+            <w:tcW w:w="3985" w:type="dxa"/>
+            <w:tcMar>
+              <w:top w:w="100" w:type="dxa"/>
+              <w:left w:w="100" w:type="dxa"/>
+              <w:bottom w:w="100" w:type="dxa"/>
+              <w:right w:w="100" w:type="dxa"/>
+            </w:tcMar>
+          </w:tcPr>
+          <w:p>
+            <w:pPr>
+              <w:widowControl w:val="0"/>
+              <w:pBdr>
+                <w:top w:val="nil"/>
+                <w:left w:val="nil"/>
+                <w:bottom w:val="nil"/>
+                <w:right w:val="nil"/>
+                <w:between w:val="nil"/>
+              </w:pBdr>
+              <w:spacing w:line="240" w:lineRule="auto"/>
+              <w:rPr>
+                <w:sz w:val="24"/>
+                <w:szCs w:val="24"/>
+                <w:lang w:val="ru-RU"/>
+              </w:rPr>
+            </w:pPr>
+            <w:r>
+              <w:rPr>
+                <w:sz w:val="24"/>
+                <w:szCs w:val="24"/>
+                <w:lang w:val="ru-RU"/>
+              </w:rPr>
+              <w:t>Уменьшает скорость врага в 2 раза на 2 хода</w:t>
             </w:r>
           </w:p>
         </w:tc>
@@ -2815,7 +3422,7 @@
         </w:trPr>
         <w:tc>
           <w:tcPr>
-            <w:tcW w:w="915" w:type="dxa"/>
+            <w:tcW w:w="1430" w:type="dxa"/>
             <w:vMerge/>
             <w:tcMar>
               <w:top w:w="100" w:type="dxa"/>
@@ -2844,7 +3451,7 @@
         </w:tc>
         <w:tc>
           <w:tcPr>
-            <w:tcW w:w="1860" w:type="dxa"/>
+            <w:tcW w:w="1800" w:type="dxa"/>
             <w:tcMar>
               <w:top w:w="100" w:type="dxa"/>
               <w:left w:w="100" w:type="dxa"/>
@@ -2879,7 +3486,7 @@
         </w:tc>
         <w:tc>
           <w:tcPr>
-            <w:tcW w:w="4440" w:type="dxa"/>
+            <w:tcW w:w="3985" w:type="dxa"/>
             <w:tcMar>
               <w:top w:w="100" w:type="dxa"/>
               <w:left w:w="100" w:type="dxa"/>
@@ -3148,7 +3755,6 @@
               </w:rPr>
               <w:t xml:space="preserve">Восстанавливает 5 </w:t>
             </w:r>
-            <w:proofErr w:type="gramStart"/>
             <w:r>
               <w:rPr>
                 <w:sz w:val="24"/>
@@ -3157,7 +3763,6 @@
               </w:rPr>
               <w:t>здоровья</w:t>
             </w:r>
-            <w:proofErr w:type="gramEnd"/>
             <w:r>
               <w:rPr>
                 <w:sz w:val="24"/>
@@ -3397,7 +4002,6 @@
                 <w:szCs w:val="24"/>
               </w:rPr>
             </w:pPr>
-            <w:proofErr w:type="spellStart"/>
             <w:r>
               <w:rPr>
                 <w:sz w:val="24"/>
@@ -3405,7 +4009,6 @@
               </w:rPr>
               <w:t>Быстроходы</w:t>
             </w:r>
-            <w:proofErr w:type="spellEnd"/>
           </w:p>
         </w:tc>
         <w:tc>
@@ -3439,17 +4042,8 @@
                 <w:sz w:val="24"/>
                 <w:szCs w:val="24"/>
               </w:rPr>
-              <w:t xml:space="preserve">+5 </w:t>
-            </w:r>
-            <w:proofErr w:type="gramStart"/>
-            <w:r>
-              <w:rPr>
-                <w:sz w:val="24"/>
-                <w:szCs w:val="24"/>
-              </w:rPr>
-              <w:t>скорости</w:t>
-            </w:r>
-            <w:proofErr w:type="gramEnd"/>
+              <w:t>+5 скорости</w:t>
+            </w:r>
           </w:p>
         </w:tc>
       </w:tr>
@@ -3485,6 +4079,7 @@
                 <w:sz w:val="24"/>
                 <w:szCs w:val="24"/>
               </w:rPr>
+              <w:lastRenderedPageBreak/>
               <w:t>Точильный камень</w:t>
             </w:r>
           </w:p>
@@ -3520,17 +4115,8 @@
                 <w:sz w:val="24"/>
                 <w:szCs w:val="24"/>
               </w:rPr>
-              <w:t xml:space="preserve">+5 </w:t>
-            </w:r>
-            <w:proofErr w:type="gramStart"/>
-            <w:r>
-              <w:rPr>
-                <w:sz w:val="24"/>
-                <w:szCs w:val="24"/>
-              </w:rPr>
-              <w:t>атаки</w:t>
-            </w:r>
-            <w:proofErr w:type="gramEnd"/>
+              <w:t>+5 атаки</w:t>
+            </w:r>
           </w:p>
         </w:tc>
       </w:tr>
@@ -3566,7 +4152,6 @@
                 <w:sz w:val="24"/>
                 <w:szCs w:val="24"/>
               </w:rPr>
-              <w:lastRenderedPageBreak/>
               <w:t>Банан</w:t>
             </w:r>
           </w:p>
@@ -3674,17 +4259,8 @@
                 <w:sz w:val="24"/>
                 <w:szCs w:val="24"/>
               </w:rPr>
-              <w:t xml:space="preserve">+5 </w:t>
-            </w:r>
-            <w:proofErr w:type="gramStart"/>
-            <w:r>
-              <w:rPr>
-                <w:sz w:val="24"/>
-                <w:szCs w:val="24"/>
-              </w:rPr>
-              <w:t>здоровья</w:t>
-            </w:r>
-            <w:proofErr w:type="gramEnd"/>
+              <w:t>+5 здоровья</w:t>
+            </w:r>
           </w:p>
         </w:tc>
       </w:tr>
@@ -4043,17 +4619,8 @@
                 <w:sz w:val="24"/>
                 <w:szCs w:val="24"/>
               </w:rPr>
-              <w:t xml:space="preserve">+5 </w:t>
-            </w:r>
-            <w:proofErr w:type="gramStart"/>
-            <w:r>
-              <w:rPr>
-                <w:sz w:val="24"/>
-                <w:szCs w:val="24"/>
-              </w:rPr>
-              <w:t>интеллекта</w:t>
-            </w:r>
-            <w:proofErr w:type="gramEnd"/>
+              <w:t>+5 интеллекта</w:t>
+            </w:r>
           </w:p>
         </w:tc>
       </w:tr>
@@ -4458,16 +5025,14 @@
               </w:rPr>
               <w:t xml:space="preserve"> повышает все </w:t>
             </w:r>
-            <w:proofErr w:type="spellStart"/>
             <w:r>
               <w:rPr>
                 <w:sz w:val="24"/>
                 <w:szCs w:val="24"/>
                 <w:lang w:val="ru-RU"/>
               </w:rPr>
-              <w:t>статы</w:t>
-            </w:r>
-            <w:proofErr w:type="spellEnd"/>
+              <w:t>характеристики</w:t>
+            </w:r>
             <w:r>
               <w:rPr>
                 <w:sz w:val="24"/>
@@ -4681,6 +5246,7 @@
         <w:rPr>
           <w:sz w:val="24"/>
           <w:szCs w:val="24"/>
+          <w:lang w:val="en-US"/>
         </w:rPr>
       </w:pPr>
       <w:r>
@@ -4689,6 +5255,14 @@
           <w:szCs w:val="24"/>
         </w:rPr>
         <w:t>— Здоровье</w:t>
+      </w:r>
+      <w:r>
+        <w:rPr>
+          <w:sz w:val="24"/>
+          <w:szCs w:val="24"/>
+          <w:lang w:val="en-US"/>
+        </w:rPr>
+        <w:t>;</w:t>
       </w:r>
       <w:r>
         <w:rPr>
@@ -4698,13 +5272,22 @@
         <w:br/>
         <w:t>— Атака</w:t>
       </w:r>
-    </w:p>
-    <w:p>
-      <w:pPr>
-        <w:spacing w:line="360" w:lineRule="auto"/>
-        <w:rPr>
-          <w:sz w:val="24"/>
-          <w:szCs w:val="24"/>
+      <w:r>
+        <w:rPr>
+          <w:sz w:val="24"/>
+          <w:szCs w:val="24"/>
+          <w:lang w:val="en-US"/>
+        </w:rPr>
+        <w:t>;</w:t>
+      </w:r>
+    </w:p>
+    <w:p>
+      <w:pPr>
+        <w:spacing w:line="360" w:lineRule="auto"/>
+        <w:rPr>
+          <w:sz w:val="24"/>
+          <w:szCs w:val="24"/>
+          <w:lang w:val="en-US"/>
         </w:rPr>
       </w:pPr>
       <w:r>
@@ -4714,39 +5297,107 @@
         </w:rPr>
         <w:t>— Скорость</w:t>
       </w:r>
-    </w:p>
-    <w:p>
-      <w:pPr>
-        <w:spacing w:line="360" w:lineRule="auto"/>
-        <w:rPr>
-          <w:sz w:val="24"/>
-          <w:szCs w:val="24"/>
-        </w:rPr>
-      </w:pPr>
-    </w:p>
-    <w:p>
-      <w:pPr>
-        <w:spacing w:line="360" w:lineRule="auto"/>
-        <w:rPr>
-          <w:sz w:val="24"/>
-          <w:szCs w:val="24"/>
-        </w:rPr>
-      </w:pPr>
-      <w:proofErr w:type="gramStart"/>
-      <w:r>
-        <w:rPr>
-          <w:sz w:val="24"/>
-          <w:szCs w:val="24"/>
-        </w:rPr>
-        <w:t>Гоблин(</w:t>
-      </w:r>
-      <w:proofErr w:type="gramEnd"/>
-      <w:r>
-        <w:rPr>
-          <w:sz w:val="24"/>
-          <w:szCs w:val="24"/>
-        </w:rPr>
-        <w:t>30 здоровья, 20 атаки, 40 скорости)</w:t>
+      <w:r>
+        <w:rPr>
+          <w:sz w:val="24"/>
+          <w:szCs w:val="24"/>
+          <w:lang w:val="en-US"/>
+        </w:rPr>
+        <w:t>.</w:t>
+      </w:r>
+    </w:p>
+    <w:p>
+      <w:pPr>
+        <w:spacing w:line="360" w:lineRule="auto"/>
+        <w:rPr>
+          <w:sz w:val="24"/>
+          <w:szCs w:val="24"/>
+        </w:rPr>
+      </w:pPr>
+    </w:p>
+    <w:p>
+      <w:pPr>
+        <w:spacing w:line="360" w:lineRule="auto"/>
+        <w:rPr>
+          <w:sz w:val="24"/>
+          <w:szCs w:val="24"/>
+          <w:lang w:val="ru-RU"/>
+        </w:rPr>
+      </w:pPr>
+      <w:r>
+        <w:rPr>
+          <w:sz w:val="24"/>
+          <w:szCs w:val="24"/>
+        </w:rPr>
+        <w:t>Гоблин</w:t>
+      </w:r>
+      <w:r>
+        <w:rPr>
+          <w:sz w:val="24"/>
+          <w:szCs w:val="24"/>
+          <w:lang w:val="ru-RU"/>
+        </w:rPr>
+        <w:t xml:space="preserve"> </w:t>
+      </w:r>
+      <w:r>
+        <w:rPr>
+          <w:sz w:val="24"/>
+          <w:szCs w:val="24"/>
+        </w:rPr>
+        <w:t>(3</w:t>
+      </w:r>
+      <w:r>
+        <w:rPr>
+          <w:sz w:val="24"/>
+          <w:szCs w:val="24"/>
+          <w:lang w:val="ru-RU"/>
+        </w:rPr>
+        <w:t>5</w:t>
+      </w:r>
+      <w:r>
+        <w:rPr>
+          <w:sz w:val="24"/>
+          <w:szCs w:val="24"/>
+        </w:rPr>
+        <w:t xml:space="preserve"> здоровья, </w:t>
+      </w:r>
+      <w:r>
+        <w:rPr>
+          <w:sz w:val="24"/>
+          <w:szCs w:val="24"/>
+          <w:lang w:val="ru-RU"/>
+        </w:rPr>
+        <w:t>15</w:t>
+      </w:r>
+      <w:r>
+        <w:rPr>
+          <w:sz w:val="24"/>
+          <w:szCs w:val="24"/>
+        </w:rPr>
+        <w:t xml:space="preserve"> атаки, </w:t>
+      </w:r>
+      <w:r>
+        <w:rPr>
+          <w:sz w:val="24"/>
+          <w:szCs w:val="24"/>
+          <w:lang w:val="ru-RU"/>
+        </w:rPr>
+        <w:t>1</w:t>
+      </w:r>
+      <w:r>
+        <w:rPr>
+          <w:sz w:val="24"/>
+          <w:szCs w:val="24"/>
+        </w:rPr>
+        <w:t>0 скорости)</w:t>
+      </w:r>
+      <w:r>
+        <w:rPr>
+          <w:sz w:val="24"/>
+          <w:szCs w:val="24"/>
+          <w:lang w:val="ru-RU"/>
+        </w:rPr>
+        <w:t>;</w:t>
       </w:r>
       <w:r>
         <w:rPr>
@@ -4754,73 +5405,124 @@
           <w:szCs w:val="24"/>
         </w:rPr>
         <w:br/>
-      </w:r>
-      <w:proofErr w:type="gramStart"/>
-      <w:r>
-        <w:rPr>
-          <w:sz w:val="24"/>
-          <w:szCs w:val="24"/>
-        </w:rPr>
-        <w:t>Скелет(</w:t>
-      </w:r>
-      <w:proofErr w:type="gramEnd"/>
-      <w:r>
-        <w:rPr>
-          <w:sz w:val="24"/>
-          <w:szCs w:val="24"/>
-        </w:rPr>
-        <w:t>50 здоровья, 15 атаки, 30 скорости)</w:t>
-      </w:r>
-    </w:p>
-    <w:p>
-      <w:pPr>
-        <w:spacing w:line="360" w:lineRule="auto"/>
-        <w:rPr>
-          <w:sz w:val="24"/>
-          <w:szCs w:val="24"/>
-        </w:rPr>
-      </w:pPr>
-      <w:proofErr w:type="gramStart"/>
-      <w:r>
-        <w:rPr>
-          <w:sz w:val="24"/>
-          <w:szCs w:val="24"/>
-        </w:rPr>
-        <w:t>Слизень(</w:t>
-      </w:r>
-      <w:proofErr w:type="gramEnd"/>
-      <w:r>
-        <w:rPr>
-          <w:sz w:val="24"/>
-          <w:szCs w:val="24"/>
-        </w:rPr>
-        <w:t>60 здоровья, 16 атаки, 20 скорости)</w:t>
-      </w:r>
-    </w:p>
-    <w:p>
-      <w:pPr>
-        <w:spacing w:line="360" w:lineRule="auto"/>
-        <w:rPr>
-          <w:sz w:val="24"/>
-          <w:szCs w:val="24"/>
-        </w:rPr>
-      </w:pPr>
-    </w:p>
-    <w:p>
-      <w:pPr>
-        <w:spacing w:line="360" w:lineRule="auto"/>
-        <w:rPr>
-          <w:sz w:val="24"/>
-          <w:szCs w:val="24"/>
-        </w:rPr>
-      </w:pPr>
-    </w:p>
-    <w:p>
-      <w:pPr>
-        <w:spacing w:line="360" w:lineRule="auto"/>
-        <w:rPr>
-          <w:sz w:val="24"/>
-          <w:szCs w:val="24"/>
+        <w:t>Скелет</w:t>
+      </w:r>
+      <w:r>
+        <w:rPr>
+          <w:sz w:val="24"/>
+          <w:szCs w:val="24"/>
+          <w:lang w:val="ru-RU"/>
+        </w:rPr>
+        <w:t xml:space="preserve"> </w:t>
+      </w:r>
+      <w:r>
+        <w:rPr>
+          <w:sz w:val="24"/>
+          <w:szCs w:val="24"/>
+        </w:rPr>
+        <w:t xml:space="preserve">(50 здоровья, 15 атаки, </w:t>
+      </w:r>
+      <w:r>
+        <w:rPr>
+          <w:sz w:val="24"/>
+          <w:szCs w:val="24"/>
+          <w:lang w:val="ru-RU"/>
+        </w:rPr>
+        <w:t>1</w:t>
+      </w:r>
+      <w:r>
+        <w:rPr>
+          <w:sz w:val="24"/>
+          <w:szCs w:val="24"/>
+        </w:rPr>
+        <w:t>0 скорости)</w:t>
+      </w:r>
+      <w:r>
+        <w:rPr>
+          <w:sz w:val="24"/>
+          <w:szCs w:val="24"/>
+          <w:lang w:val="ru-RU"/>
+        </w:rPr>
+        <w:t>;</w:t>
+      </w:r>
+    </w:p>
+    <w:p>
+      <w:pPr>
+        <w:spacing w:line="360" w:lineRule="auto"/>
+        <w:rPr>
+          <w:sz w:val="24"/>
+          <w:szCs w:val="24"/>
+          <w:lang w:val="ru-RU"/>
+        </w:rPr>
+      </w:pPr>
+      <w:r>
+        <w:rPr>
+          <w:sz w:val="24"/>
+          <w:szCs w:val="24"/>
+        </w:rPr>
+        <w:t>Слизень</w:t>
+      </w:r>
+      <w:r>
+        <w:rPr>
+          <w:sz w:val="24"/>
+          <w:szCs w:val="24"/>
+          <w:lang w:val="ru-RU"/>
+        </w:rPr>
+        <w:t xml:space="preserve"> </w:t>
+      </w:r>
+      <w:r>
+        <w:rPr>
+          <w:sz w:val="24"/>
+          <w:szCs w:val="24"/>
+        </w:rPr>
+        <w:t>(60 здоровья, 1</w:t>
+      </w:r>
+      <w:r>
+        <w:rPr>
+          <w:sz w:val="24"/>
+          <w:szCs w:val="24"/>
+          <w:lang w:val="ru-RU"/>
+        </w:rPr>
+        <w:t>7</w:t>
+      </w:r>
+      <w:r>
+        <w:rPr>
+          <w:sz w:val="24"/>
+          <w:szCs w:val="24"/>
+        </w:rPr>
+        <w:t xml:space="preserve"> атаки, </w:t>
+      </w:r>
+      <w:r>
+        <w:rPr>
+          <w:sz w:val="24"/>
+          <w:szCs w:val="24"/>
+          <w:lang w:val="ru-RU"/>
+        </w:rPr>
+        <w:t>15</w:t>
+      </w:r>
+      <w:r>
+        <w:rPr>
+          <w:sz w:val="24"/>
+          <w:szCs w:val="24"/>
+        </w:rPr>
+        <w:t xml:space="preserve"> скорости)</w:t>
+      </w:r>
+      <w:r>
+        <w:rPr>
+          <w:sz w:val="24"/>
+          <w:szCs w:val="24"/>
+          <w:lang w:val="ru-RU"/>
+        </w:rPr>
+        <w:t>.</w:t>
+      </w:r>
+    </w:p>
+    <w:p>
+      <w:pPr>
+        <w:spacing w:line="360" w:lineRule="auto"/>
+        <w:rPr>
+          <w:sz w:val="24"/>
+          <w:szCs w:val="24"/>
+          <w:lang w:val="ru-RU"/>
         </w:rPr>
       </w:pPr>
       <w:r>
@@ -4830,6 +5532,7 @@
           <w:sz w:val="24"/>
           <w:szCs w:val="24"/>
         </w:rPr>
+        <w:lastRenderedPageBreak/>
         <w:t>Элитные монстры:</w:t>
       </w:r>
       <w:r>
@@ -4847,6 +5550,7 @@
         <w:rPr>
           <w:sz w:val="24"/>
           <w:szCs w:val="24"/>
+          <w:lang w:val="en-US"/>
         </w:rPr>
       </w:pPr>
       <w:r>
@@ -4855,6 +5559,14 @@
           <w:szCs w:val="24"/>
         </w:rPr>
         <w:t>— Здоровье</w:t>
+      </w:r>
+      <w:r>
+        <w:rPr>
+          <w:sz w:val="24"/>
+          <w:szCs w:val="24"/>
+          <w:lang w:val="en-US"/>
+        </w:rPr>
+        <w:t>;</w:t>
       </w:r>
       <w:r>
         <w:rPr>
@@ -4864,6 +5576,14 @@
         <w:br/>
         <w:t>— Атака</w:t>
       </w:r>
+      <w:r>
+        <w:rPr>
+          <w:sz w:val="24"/>
+          <w:szCs w:val="24"/>
+          <w:lang w:val="en-US"/>
+        </w:rPr>
+        <w:t>;</w:t>
+      </w:r>
     </w:p>
     <w:p>
       <w:pPr>
@@ -4884,6 +5604,14 @@
         <w:rPr>
           <w:sz w:val="24"/>
           <w:szCs w:val="24"/>
+          <w:lang w:val="ru-RU"/>
+        </w:rPr>
+        <w:t>.</w:t>
+      </w:r>
+      <w:r>
+        <w:rPr>
+          <w:sz w:val="24"/>
+          <w:szCs w:val="24"/>
         </w:rPr>
         <w:br/>
       </w:r>
@@ -4893,7 +5621,45 @@
           <w:szCs w:val="24"/>
         </w:rPr>
         <w:br/>
-        <w:t>Огр(70 здоровья, 30 атаки, 30 скорости)</w:t>
+        <w:t xml:space="preserve">Огр(70 здоровья, </w:t>
+      </w:r>
+      <w:r>
+        <w:rPr>
+          <w:sz w:val="24"/>
+          <w:szCs w:val="24"/>
+          <w:lang w:val="ru-RU"/>
+        </w:rPr>
+        <w:t>2</w:t>
+      </w:r>
+      <w:r>
+        <w:rPr>
+          <w:sz w:val="24"/>
+          <w:szCs w:val="24"/>
+        </w:rPr>
+        <w:t xml:space="preserve">0 атаки, </w:t>
+      </w:r>
+      <w:r>
+        <w:rPr>
+          <w:sz w:val="24"/>
+          <w:szCs w:val="24"/>
+          <w:lang w:val="ru-RU"/>
+        </w:rPr>
+        <w:t>25</w:t>
+      </w:r>
+      <w:r>
+        <w:rPr>
+          <w:sz w:val="24"/>
+          <w:szCs w:val="24"/>
+        </w:rPr>
+        <w:t xml:space="preserve"> скорости)</w:t>
+      </w:r>
+      <w:r>
+        <w:rPr>
+          <w:sz w:val="24"/>
+          <w:szCs w:val="24"/>
+          <w:lang w:val="ru-RU"/>
+        </w:rPr>
+        <w:t>;</w:t>
       </w:r>
       <w:r>
         <w:rPr>
@@ -4901,7 +5667,45 @@
           <w:szCs w:val="24"/>
         </w:rPr>
         <w:br/>
-        <w:t>Тролль(50 здоровья, 40 атаки, 50 скорости)</w:t>
+        <w:t xml:space="preserve">Тролль(50 здоровья, </w:t>
+      </w:r>
+      <w:r>
+        <w:rPr>
+          <w:sz w:val="24"/>
+          <w:szCs w:val="24"/>
+          <w:lang w:val="ru-RU"/>
+        </w:rPr>
+        <w:t>25</w:t>
+      </w:r>
+      <w:r>
+        <w:rPr>
+          <w:sz w:val="24"/>
+          <w:szCs w:val="24"/>
+        </w:rPr>
+        <w:t xml:space="preserve"> атаки, </w:t>
+      </w:r>
+      <w:r>
+        <w:rPr>
+          <w:sz w:val="24"/>
+          <w:szCs w:val="24"/>
+          <w:lang w:val="ru-RU"/>
+        </w:rPr>
+        <w:t>25</w:t>
+      </w:r>
+      <w:r>
+        <w:rPr>
+          <w:sz w:val="24"/>
+          <w:szCs w:val="24"/>
+        </w:rPr>
+        <w:t xml:space="preserve"> скорости)</w:t>
+      </w:r>
+      <w:r>
+        <w:rPr>
+          <w:sz w:val="24"/>
+          <w:szCs w:val="24"/>
+          <w:lang w:val="ru-RU"/>
+        </w:rPr>
+        <w:t>.</w:t>
       </w:r>
       <w:r>
         <w:rPr>
@@ -4954,6 +5758,7 @@
         <w:rPr>
           <w:sz w:val="24"/>
           <w:szCs w:val="24"/>
+          <w:lang w:val="ru-RU"/>
         </w:rPr>
       </w:pPr>
       <w:r>
@@ -4962,6 +5767,14 @@
           <w:szCs w:val="24"/>
         </w:rPr>
         <w:t>— Здоровье</w:t>
+      </w:r>
+      <w:r>
+        <w:rPr>
+          <w:sz w:val="24"/>
+          <w:szCs w:val="24"/>
+          <w:lang w:val="ru-RU"/>
+        </w:rPr>
+        <w:t>;</w:t>
       </w:r>
       <w:r>
         <w:rPr>
@@ -4971,13 +5784,22 @@
         <w:br/>
         <w:t>— Атака</w:t>
       </w:r>
-    </w:p>
-    <w:p>
-      <w:pPr>
-        <w:spacing w:line="360" w:lineRule="auto"/>
-        <w:rPr>
-          <w:sz w:val="24"/>
-          <w:szCs w:val="24"/>
+      <w:r>
+        <w:rPr>
+          <w:sz w:val="24"/>
+          <w:szCs w:val="24"/>
+          <w:lang w:val="ru-RU"/>
+        </w:rPr>
+        <w:t>;</w:t>
+      </w:r>
+    </w:p>
+    <w:p>
+      <w:pPr>
+        <w:spacing w:line="360" w:lineRule="auto"/>
+        <w:rPr>
+          <w:sz w:val="24"/>
+          <w:szCs w:val="24"/>
+          <w:lang w:val="ru-RU"/>
         </w:rPr>
       </w:pPr>
       <w:r>
@@ -4986,6 +5808,14 @@
           <w:szCs w:val="24"/>
         </w:rPr>
         <w:t>— Скорость</w:t>
+      </w:r>
+      <w:r>
+        <w:rPr>
+          <w:sz w:val="24"/>
+          <w:szCs w:val="24"/>
+          <w:lang w:val="ru-RU"/>
+        </w:rPr>
+        <w:t>.</w:t>
       </w:r>
     </w:p>
     <w:p>
@@ -5006,14 +5836,53 @@
         <w:rPr>
           <w:sz w:val="24"/>
           <w:szCs w:val="24"/>
-        </w:rPr>
-      </w:pPr>
-      <w:r>
-        <w:rPr>
-          <w:sz w:val="24"/>
-          <w:szCs w:val="24"/>
-        </w:rPr>
-        <w:t>Черный дракон(90 здоровья, 20 атаки, 50 скорости)</w:t>
+          <w:lang w:val="ru-RU"/>
+        </w:rPr>
+      </w:pPr>
+      <w:r>
+        <w:rPr>
+          <w:sz w:val="24"/>
+          <w:szCs w:val="24"/>
+        </w:rPr>
+        <w:t>Черный дракон</w:t>
+      </w:r>
+      <w:r>
+        <w:rPr>
+          <w:sz w:val="24"/>
+          <w:szCs w:val="24"/>
+          <w:lang w:val="ru-RU"/>
+        </w:rPr>
+        <w:t xml:space="preserve"> </w:t>
+      </w:r>
+      <w:r>
+        <w:rPr>
+          <w:sz w:val="24"/>
+          <w:szCs w:val="24"/>
+        </w:rPr>
+        <w:t xml:space="preserve">(90 здоровья, 20 атаки, </w:t>
+      </w:r>
+      <w:r>
+        <w:rPr>
+          <w:sz w:val="24"/>
+          <w:szCs w:val="24"/>
+          <w:lang w:val="ru-RU"/>
+        </w:rPr>
+        <w:t>4</w:t>
+      </w:r>
+      <w:r>
+        <w:rPr>
+          <w:sz w:val="24"/>
+          <w:szCs w:val="24"/>
+        </w:rPr>
+        <w:t>0 скорости)</w:t>
+      </w:r>
+      <w:r>
+        <w:rPr>
+          <w:sz w:val="24"/>
+          <w:szCs w:val="24"/>
+          <w:lang w:val="ru-RU"/>
+        </w:rPr>
+        <w:t>;</w:t>
       </w:r>
       <w:r>
         <w:rPr>
@@ -5069,6 +5938,14 @@
           <w:szCs w:val="24"/>
           <w:lang w:val="ru-RU"/>
         </w:rPr>
+        <w:t>.</w:t>
+      </w:r>
+      <w:r>
+        <w:rPr>
+          <w:sz w:val="24"/>
+          <w:szCs w:val="24"/>
+          <w:lang w:val="ru-RU"/>
+        </w:rPr>
         <w:br/>
       </w:r>
       <w:r>
@@ -5077,7 +5954,60 @@
           <w:szCs w:val="24"/>
         </w:rPr>
         <w:br/>
-        <w:t>Суккуб(70 здоровья, 30 атаки, 60 скорости)</w:t>
+        <w:t>Суккуб</w:t>
+      </w:r>
+      <w:r>
+        <w:rPr>
+          <w:sz w:val="24"/>
+          <w:szCs w:val="24"/>
+          <w:lang w:val="ru-RU"/>
+        </w:rPr>
+        <w:t xml:space="preserve"> </w:t>
+      </w:r>
+      <w:r>
+        <w:rPr>
+          <w:sz w:val="24"/>
+          <w:szCs w:val="24"/>
+        </w:rPr>
+        <w:t xml:space="preserve">(70 здоровья, </w:t>
+      </w:r>
+      <w:r>
+        <w:rPr>
+          <w:sz w:val="24"/>
+          <w:szCs w:val="24"/>
+          <w:lang w:val="ru-RU"/>
+        </w:rPr>
+        <w:t>15</w:t>
+      </w:r>
+      <w:r>
+        <w:rPr>
+          <w:sz w:val="24"/>
+          <w:szCs w:val="24"/>
+        </w:rPr>
+        <w:t xml:space="preserve"> атаки, </w:t>
+      </w:r>
+      <w:r>
+        <w:rPr>
+          <w:sz w:val="24"/>
+          <w:szCs w:val="24"/>
+          <w:lang w:val="ru-RU"/>
+        </w:rPr>
+        <w:t>4</w:t>
+      </w:r>
+      <w:r>
+        <w:rPr>
+          <w:sz w:val="24"/>
+          <w:szCs w:val="24"/>
+        </w:rPr>
+        <w:t>0 скорости)</w:t>
+      </w:r>
+      <w:r>
+        <w:rPr>
+          <w:sz w:val="24"/>
+          <w:szCs w:val="24"/>
+          <w:lang w:val="ru-RU"/>
+        </w:rPr>
+        <w:t>;</w:t>
       </w:r>
     </w:p>
     <w:p>
@@ -5097,23 +6027,37 @@
         </w:rPr>
         <w:t xml:space="preserve">Способность: </w:t>
       </w:r>
-      <w:proofErr w:type="gramStart"/>
-      <w:r>
-        <w:rPr>
-          <w:sz w:val="24"/>
-          <w:szCs w:val="24"/>
-          <w:lang w:val="ru-RU"/>
-        </w:rPr>
-        <w:t>высасывает(</w:t>
-      </w:r>
-      <w:proofErr w:type="gramEnd"/>
-      <w:r>
-        <w:rPr>
-          <w:sz w:val="24"/>
-          <w:szCs w:val="24"/>
-          <w:lang w:val="ru-RU"/>
-        </w:rPr>
-        <w:t>забирает себе текущее значение) 10 здоровья раз в 3 хода</w:t>
+      <w:r>
+        <w:rPr>
+          <w:sz w:val="24"/>
+          <w:szCs w:val="24"/>
+          <w:lang w:val="ru-RU"/>
+        </w:rPr>
+        <w:t>высасывает</w:t>
+      </w:r>
+      <w:r>
+        <w:rPr>
+          <w:sz w:val="24"/>
+          <w:szCs w:val="24"/>
+          <w:lang w:val="ru-RU"/>
+        </w:rPr>
+        <w:t xml:space="preserve"> </w:t>
+      </w:r>
+      <w:r>
+        <w:rPr>
+          <w:sz w:val="24"/>
+          <w:szCs w:val="24"/>
+          <w:lang w:val="ru-RU"/>
+        </w:rPr>
+        <w:t>(забирает себе текущее значение) 10 здоровья раз в 3 хода</w:t>
+      </w:r>
+      <w:r>
+        <w:rPr>
+          <w:sz w:val="24"/>
+          <w:szCs w:val="24"/>
+          <w:lang w:val="ru-RU"/>
+        </w:rPr>
+        <w:t>.</w:t>
       </w:r>
       <w:r>
         <w:rPr>
@@ -5191,16 +6135,14 @@
         </w:rPr>
         <w:t xml:space="preserve">Fear and Hunger, Slay the </w:t>
       </w:r>
-      <w:proofErr w:type="gramStart"/>
       <w:r>
         <w:rPr>
           <w:sz w:val="24"/>
           <w:szCs w:val="24"/>
           <w:lang w:val="en-US"/>
         </w:rPr>
-        <w:t>spire</w:t>
-      </w:r>
-      <w:proofErr w:type="gramEnd"/>
+        <w:t>Spire</w:t>
+      </w:r>
       <w:r>
         <w:rPr>
           <w:sz w:val="24"/>
@@ -5245,15 +6187,13 @@
         <w:br/>
         <w:t xml:space="preserve">Развить навыки программирования на C++ и </w:t>
       </w:r>
-      <w:proofErr w:type="spellStart"/>
-      <w:r>
-        <w:rPr>
-          <w:sz w:val="24"/>
-          <w:szCs w:val="24"/>
-        </w:rPr>
-        <w:t>геймдизайна</w:t>
-      </w:r>
-      <w:proofErr w:type="spellEnd"/>
+      <w:r>
+        <w:rPr>
+          <w:sz w:val="24"/>
+          <w:szCs w:val="24"/>
+        </w:rPr>
+        <w:t>гейм-дизайна</w:t>
+      </w:r>
     </w:p>
     <w:p/>
     <w:p/>
@@ -5786,6 +6726,7 @@
   <w:style w:type="character" w:default="1" w:styleId="a0">
     <w:name w:val="Default Paragraph Font"/>
     <w:uiPriority w:val="1"/>
+    <w:semiHidden/>
     <w:unhideWhenUsed/>
   </w:style>
   <w:style w:type="table" w:default="1" w:styleId="a1">
